--- a/Retreat_Chanting_Book_Pali-En-Viet.docx
+++ b/Retreat_Chanting_Book_Pali-En-Viet.docx
@@ -775,7 +775,7 @@
           <w:b w:val="0"/>
           <w:bCs w:val="0"/>
           <w:noProof w:val="0"/>
-          <w:color w:val="auto"/>
+          <w:color w:val="000080"/>
           <w:kern w:val="2"/>
           <w:sz w:val="24"/>
           <w:szCs w:val="24"/>
@@ -791,6 +791,7 @@
       <w:sdtEndPr>
         <w:rPr>
           <w:rFonts w:eastAsia="Times New Roman"/>
+          <w:color w:val="auto"/>
           <w:kern w:val="0"/>
           <w14:ligatures w14:val="none"/>
         </w:rPr>
@@ -801,12 +802,14 @@
             <w:pStyle w:val="TOCHeading"/>
             <w:rPr>
               <w:rFonts w:ascii="Times New Roman" w:hAnsi="Times New Roman" w:cs="Times New Roman"/>
+              <w:color w:val="000080"/>
               <w:lang w:val="en-US"/>
             </w:rPr>
           </w:pPr>
           <w:r>
             <w:rPr>
               <w:rFonts w:ascii="Times New Roman" w:hAnsi="Times New Roman" w:cs="Times New Roman"/>
+              <w:color w:val="000080"/>
               <w:lang w:val="en-US"/>
             </w:rPr>
             <w:t>Table of Contents</w:t>
@@ -814,6 +817,7 @@
           <w:r>
             <w:rPr>
               <w:rFonts w:ascii="Times New Roman" w:hAnsi="Times New Roman" w:cs="Times New Roman"/>
+              <w:color w:val="000080"/>
               <w:lang w:val="en-US"/>
             </w:rPr>
             <w:t xml:space="preserve"> / Mục lục</w:t>
@@ -861,7 +865,7 @@
             </w:rPr>
             <w:fldChar w:fldCharType="separate"/>
           </w:r>
-          <w:hyperlink w:anchor="_Toc236159671" w:history="1">
+          <w:hyperlink w:anchor="_Toc236370565" w:history="1">
             <w:r>
               <w:rPr>
                 <w:rStyle w:val="Hyperlink"/>
@@ -889,7 +893,7 @@
                 <w:noProof/>
                 <w:webHidden/>
               </w:rPr>
-              <w:instrText xml:space="preserve"> PAGEREF _Toc236159671 \h </w:instrText>
+              <w:instrText xml:space="preserve"> PAGEREF _Toc236370565 \h </w:instrText>
             </w:r>
             <w:r>
               <w:rPr>
@@ -937,7 +941,7 @@
               <w14:ligatures w14:val="standardContextual"/>
             </w:rPr>
           </w:pPr>
-          <w:hyperlink w:anchor="_Toc236159672" w:history="1">
+          <w:hyperlink w:anchor="_Toc236370566" w:history="1">
             <w:r>
               <w:rPr>
                 <w:rStyle w:val="Hyperlink"/>
@@ -982,7 +986,7 @@
                 <w:noProof/>
                 <w:webHidden/>
               </w:rPr>
-              <w:instrText xml:space="preserve"> PAGEREF _Toc236159672 \h </w:instrText>
+              <w:instrText xml:space="preserve"> PAGEREF _Toc236370566 \h </w:instrText>
             </w:r>
             <w:r>
               <w:rPr>
@@ -1030,7 +1034,7 @@
               <w14:ligatures w14:val="standardContextual"/>
             </w:rPr>
           </w:pPr>
-          <w:hyperlink w:anchor="_Toc236159673" w:history="1">
+          <w:hyperlink w:anchor="_Toc236370567" w:history="1">
             <w:r>
               <w:rPr>
                 <w:rStyle w:val="Hyperlink"/>
@@ -1058,7 +1062,7 @@
                 <w:noProof/>
                 <w:webHidden/>
               </w:rPr>
-              <w:instrText xml:space="preserve"> PAGEREF _Toc236159673 \h </w:instrText>
+              <w:instrText xml:space="preserve"> PAGEREF _Toc236370567 \h </w:instrText>
             </w:r>
             <w:r>
               <w:rPr>
@@ -1106,7 +1110,7 @@
               <w14:ligatures w14:val="standardContextual"/>
             </w:rPr>
           </w:pPr>
-          <w:hyperlink w:anchor="_Toc236159674" w:history="1">
+          <w:hyperlink w:anchor="_Toc236370568" w:history="1">
             <w:r>
               <w:rPr>
                 <w:rStyle w:val="Hyperlink"/>
@@ -1134,7 +1138,7 @@
                 <w:noProof/>
                 <w:webHidden/>
               </w:rPr>
-              <w:instrText xml:space="preserve"> PAGEREF _Toc236159674 \h </w:instrText>
+              <w:instrText xml:space="preserve"> PAGEREF _Toc236370568 \h </w:instrText>
             </w:r>
             <w:r>
               <w:rPr>
@@ -1182,7 +1186,7 @@
               <w14:ligatures w14:val="standardContextual"/>
             </w:rPr>
           </w:pPr>
-          <w:hyperlink w:anchor="_Toc236159675" w:history="1">
+          <w:hyperlink w:anchor="_Toc236370569" w:history="1">
             <w:r>
               <w:rPr>
                 <w:rStyle w:val="Hyperlink"/>
@@ -1210,7 +1214,7 @@
                 <w:noProof/>
                 <w:webHidden/>
               </w:rPr>
-              <w:instrText xml:space="preserve"> PAGEREF _Toc236159675 \h </w:instrText>
+              <w:instrText xml:space="preserve"> PAGEREF _Toc236370569 \h </w:instrText>
             </w:r>
             <w:r>
               <w:rPr>
@@ -1258,7 +1262,7 @@
               <w14:ligatures w14:val="standardContextual"/>
             </w:rPr>
           </w:pPr>
-          <w:hyperlink w:anchor="_Toc236159676" w:history="1">
+          <w:hyperlink w:anchor="_Toc236370570" w:history="1">
             <w:r>
               <w:rPr>
                 <w:rStyle w:val="Hyperlink"/>
@@ -1286,7 +1290,7 @@
                 <w:noProof/>
                 <w:webHidden/>
               </w:rPr>
-              <w:instrText xml:space="preserve"> PAGEREF _Toc236159676 \h </w:instrText>
+              <w:instrText xml:space="preserve"> PAGEREF _Toc236370570 \h </w:instrText>
             </w:r>
             <w:r>
               <w:rPr>
@@ -1334,7 +1338,7 @@
               <w14:ligatures w14:val="standardContextual"/>
             </w:rPr>
           </w:pPr>
-          <w:hyperlink w:anchor="_Toc236159677" w:history="1">
+          <w:hyperlink w:anchor="_Toc236370571" w:history="1">
             <w:r>
               <w:rPr>
                 <w:rStyle w:val="Hyperlink"/>
@@ -1371,7 +1375,7 @@
                 <w:noProof/>
                 <w:webHidden/>
               </w:rPr>
-              <w:instrText xml:space="preserve"> PAGEREF _Toc236159677 \h </w:instrText>
+              <w:instrText xml:space="preserve"> PAGEREF _Toc236370571 \h </w:instrText>
             </w:r>
             <w:r>
               <w:rPr>
@@ -1419,7 +1423,7 @@
               <w14:ligatures w14:val="standardContextual"/>
             </w:rPr>
           </w:pPr>
-          <w:hyperlink w:anchor="_Toc236159678" w:history="1">
+          <w:hyperlink w:anchor="_Toc236370572" w:history="1">
             <w:r>
               <w:rPr>
                 <w:rStyle w:val="Hyperlink"/>
@@ -1464,7 +1468,7 @@
                 <w:noProof/>
                 <w:webHidden/>
               </w:rPr>
-              <w:instrText xml:space="preserve"> PAGEREF _Toc236159678 \h </w:instrText>
+              <w:instrText xml:space="preserve"> PAGEREF _Toc236370572 \h </w:instrText>
             </w:r>
             <w:r>
               <w:rPr>
@@ -1512,7 +1516,7 @@
               <w14:ligatures w14:val="standardContextual"/>
             </w:rPr>
           </w:pPr>
-          <w:hyperlink w:anchor="_Toc236159679" w:history="1">
+          <w:hyperlink w:anchor="_Toc236370573" w:history="1">
             <w:r>
               <w:rPr>
                 <w:rStyle w:val="Hyperlink"/>
@@ -1566,7 +1570,7 @@
                 <w:noProof/>
                 <w:webHidden/>
               </w:rPr>
-              <w:instrText xml:space="preserve"> PAGEREF _Toc236159679 \h </w:instrText>
+              <w:instrText xml:space="preserve"> PAGEREF _Toc236370573 \h </w:instrText>
             </w:r>
             <w:r>
               <w:rPr>
@@ -1614,7 +1618,7 @@
               <w14:ligatures w14:val="standardContextual"/>
             </w:rPr>
           </w:pPr>
-          <w:hyperlink w:anchor="_Toc236159680" w:history="1">
+          <w:hyperlink w:anchor="_Toc236370574" w:history="1">
             <w:r>
               <w:rPr>
                 <w:rStyle w:val="Hyperlink"/>
@@ -1642,7 +1646,7 @@
                 <w:noProof/>
                 <w:webHidden/>
               </w:rPr>
-              <w:instrText xml:space="preserve"> PAGEREF _Toc236159680 \h </w:instrText>
+              <w:instrText xml:space="preserve"> PAGEREF _Toc236370574 \h </w:instrText>
             </w:r>
             <w:r>
               <w:rPr>
@@ -1690,7 +1694,7 @@
               <w14:ligatures w14:val="standardContextual"/>
             </w:rPr>
           </w:pPr>
-          <w:hyperlink w:anchor="_Toc236159681" w:history="1">
+          <w:hyperlink w:anchor="_Toc236370575" w:history="1">
             <w:r>
               <w:rPr>
                 <w:rStyle w:val="Hyperlink"/>
@@ -1718,7 +1722,7 @@
                 <w:noProof/>
                 <w:webHidden/>
               </w:rPr>
-              <w:instrText xml:space="preserve"> PAGEREF _Toc236159681 \h </w:instrText>
+              <w:instrText xml:space="preserve"> PAGEREF _Toc236370575 \h </w:instrText>
             </w:r>
             <w:r>
               <w:rPr>
@@ -1766,7 +1770,7 @@
               <w14:ligatures w14:val="standardContextual"/>
             </w:rPr>
           </w:pPr>
-          <w:hyperlink w:anchor="_Toc236159682" w:history="1">
+          <w:hyperlink w:anchor="_Toc236370576" w:history="1">
             <w:r>
               <w:rPr>
                 <w:rStyle w:val="Hyperlink"/>
@@ -1794,7 +1798,7 @@
                 <w:noProof/>
                 <w:webHidden/>
               </w:rPr>
-              <w:instrText xml:space="preserve"> PAGEREF _Toc236159682 \h </w:instrText>
+              <w:instrText xml:space="preserve"> PAGEREF _Toc236370576 \h </w:instrText>
             </w:r>
             <w:r>
               <w:rPr>
@@ -1842,7 +1846,7 @@
               <w14:ligatures w14:val="standardContextual"/>
             </w:rPr>
           </w:pPr>
-          <w:hyperlink w:anchor="_Toc236159683" w:history="1">
+          <w:hyperlink w:anchor="_Toc236370577" w:history="1">
             <w:r>
               <w:rPr>
                 <w:rStyle w:val="Hyperlink"/>
@@ -1886,7 +1890,7 @@
                 <w:noProof/>
                 <w:webHidden/>
               </w:rPr>
-              <w:instrText xml:space="preserve"> PAGEREF _Toc236159683 \h </w:instrText>
+              <w:instrText xml:space="preserve"> PAGEREF _Toc236370577 \h </w:instrText>
             </w:r>
             <w:r>
               <w:rPr>
@@ -2444,7 +2448,7 @@
           <w:lang w:val="en-US"/>
         </w:rPr>
       </w:pPr>
-      <w:bookmarkStart w:id="0" w:name="_Toc236159671"/>
+      <w:bookmarkStart w:id="0" w:name="_Toc236370565"/>
       <w:r>
         <w:rPr>
           <w:lang w:val="en-US"/>
@@ -2461,7 +2465,7 @@
           <w:lang w:val="en-US"/>
         </w:rPr>
       </w:pPr>
-      <w:bookmarkStart w:id="1" w:name="_Toc236159672"/>
+      <w:bookmarkStart w:id="1" w:name="_Toc236370566"/>
       <w:r>
         <w:rPr>
           <w:lang w:val="en-US"/>
@@ -6707,7 +6711,7 @@
           <w:lang w:val="en-US"/>
         </w:rPr>
       </w:pPr>
-      <w:bookmarkStart w:id="3" w:name="_Toc236159673"/>
+      <w:bookmarkStart w:id="3" w:name="_Toc236370567"/>
       <w:r>
         <w:rPr>
           <w:lang w:val="en-US"/>
@@ -7754,7 +7758,7 @@
           <w:lang w:val="en-US"/>
         </w:rPr>
       </w:pPr>
-      <w:bookmarkStart w:id="5" w:name="_Toc236159674"/>
+      <w:bookmarkStart w:id="5" w:name="_Toc236370568"/>
       <w:r>
         <w:rPr>
           <w:lang w:val="en-US"/>
@@ -8826,7 +8830,7 @@
           <w:lang w:val="en-US"/>
         </w:rPr>
       </w:pPr>
-      <w:bookmarkStart w:id="7" w:name="_Toc236159675"/>
+      <w:bookmarkStart w:id="7" w:name="_Toc236370569"/>
       <w:r>
         <w:rPr>
           <w:lang w:val="en-US"/>
@@ -8855,7 +8859,7 @@
           <w:lang w:val="en-US"/>
         </w:rPr>
       </w:pPr>
-      <w:bookmarkStart w:id="8" w:name="_Toc236159676"/>
+      <w:bookmarkStart w:id="8" w:name="_Toc236370570"/>
       <w:r>
         <w:rPr>
           <w:lang w:val="en-US"/>
@@ -9136,7 +9140,7 @@
           <w:lang w:val="en-US"/>
         </w:rPr>
       </w:pPr>
-      <w:bookmarkStart w:id="10" w:name="_Toc236159677"/>
+      <w:bookmarkStart w:id="10" w:name="_Toc236370571"/>
       <w:r>
         <w:rPr>
           <w:lang w:val="en-US"/>
@@ -10690,7 +10694,7 @@
           <w:lang w:val="en-US"/>
         </w:rPr>
       </w:pPr>
-      <w:bookmarkStart w:id="12" w:name="_Toc236159678"/>
+      <w:bookmarkStart w:id="12" w:name="_Toc236370572"/>
       <w:r>
         <w:rPr>
           <w:lang w:val="en-US"/>
@@ -11700,7 +11704,7 @@
           <w:lang w:val="en-US"/>
         </w:rPr>
       </w:pPr>
-      <w:bookmarkStart w:id="14" w:name="_Toc236159679"/>
+      <w:bookmarkStart w:id="14" w:name="_Toc236370573"/>
       <w:r>
         <w:rPr>
           <w:lang w:val="en-US"/>
@@ -12517,7 +12521,7 @@
           <w:lang w:val="en-US"/>
         </w:rPr>
       </w:pPr>
-      <w:bookmarkStart w:id="16" w:name="_Toc236159680"/>
+      <w:bookmarkStart w:id="16" w:name="_Toc236370574"/>
       <w:r>
         <w:rPr>
           <w:lang w:val="en-US"/>
@@ -14953,7 +14957,7 @@
           <w:lang w:val="en-US"/>
         </w:rPr>
       </w:pPr>
-      <w:bookmarkStart w:id="18" w:name="_Toc236159681"/>
+      <w:bookmarkStart w:id="18" w:name="_Toc236370575"/>
       <w:r>
         <w:rPr>
           <w:lang w:val="en-US"/>
@@ -15018,7 +15022,7 @@
           <w:lang w:val="en-US"/>
         </w:rPr>
       </w:pPr>
-      <w:bookmarkStart w:id="19" w:name="_Toc236159682"/>
+      <w:bookmarkStart w:id="19" w:name="_Toc236370576"/>
       <w:r>
         <w:rPr>
           <w:lang w:val="en-US"/>
@@ -16852,7 +16856,7 @@
           <w:lang w:val="en-US"/>
         </w:rPr>
       </w:pPr>
-      <w:bookmarkStart w:id="22" w:name="_Toc236159683"/>
+      <w:bookmarkStart w:id="22" w:name="_Toc236370577"/>
       <w:r>
         <w:rPr>
           <w:lang w:val="en-US"/>
@@ -17845,10 +17849,8 @@
     <w:sdtPr>
       <w:rPr>
         <w:rStyle w:val="PageNumber"/>
-        <w:sz w:val="20"/>
-        <w:szCs w:val="20"/>
       </w:rPr>
-      <w:id w:val="75870906"/>
+      <w:id w:val="-1453623004"/>
       <w:docPartObj>
         <w:docPartGallery w:val="Page Numbers (Top of Page)"/>
         <w:docPartUnique/>
@@ -17858,51 +17860,38 @@
       <w:p>
         <w:pPr>
           <w:pStyle w:val="Header"/>
-          <w:framePr w:wrap="none" w:vAnchor="text" w:hAnchor="margin" w:xAlign="outside" w:y="1"/>
+          <w:framePr w:wrap="none" w:vAnchor="text" w:hAnchor="margin" w:xAlign="right" w:y="1"/>
           <w:rPr>
             <w:rStyle w:val="PageNumber"/>
-            <w:sz w:val="20"/>
-            <w:szCs w:val="20"/>
           </w:rPr>
         </w:pPr>
         <w:r>
           <w:rPr>
             <w:rStyle w:val="PageNumber"/>
-            <w:sz w:val="20"/>
-            <w:szCs w:val="20"/>
           </w:rPr>
           <w:fldChar w:fldCharType="begin"/>
         </w:r>
         <w:r>
           <w:rPr>
             <w:rStyle w:val="PageNumber"/>
-            <w:sz w:val="20"/>
-            <w:szCs w:val="20"/>
           </w:rPr>
           <w:instrText xml:space="preserve"> PAGE </w:instrText>
         </w:r>
         <w:r>
           <w:rPr>
             <w:rStyle w:val="PageNumber"/>
-            <w:sz w:val="20"/>
-            <w:szCs w:val="20"/>
           </w:rPr>
           <w:fldChar w:fldCharType="separate"/>
         </w:r>
         <w:r>
           <w:rPr>
             <w:rStyle w:val="PageNumber"/>
-            <w:noProof/>
-            <w:sz w:val="20"/>
-            <w:szCs w:val="20"/>
           </w:rPr>
-          <w:t>6</w:t>
+          <w:t>42</w:t>
         </w:r>
         <w:r>
           <w:rPr>
             <w:rStyle w:val="PageNumber"/>
-            <w:sz w:val="20"/>
-            <w:szCs w:val="20"/>
           </w:rPr>
           <w:fldChar w:fldCharType="end"/>
         </w:r>
@@ -17911,67 +17900,24 @@
   </w:sdt>
   <w:p>
     <w:pPr>
+      <w:pStyle w:val="Header"/>
       <w:pBdr>
-        <w:bottom w:val="single" w:sz="6" w:space="1" w:color="auto"/>
+        <w:bottom w:val="single" w:sz="4" w:space="1" w:color="auto"/>
       </w:pBdr>
-      <w:tabs>
-        <w:tab w:val="left" w:pos="4098"/>
-      </w:tabs>
-      <w:spacing w:line="244" w:lineRule="exact"/>
-      <w:ind w:right="360" w:firstLine="360"/>
+      <w:ind w:right="360"/>
       <w:rPr>
         <w:sz w:val="20"/>
         <w:szCs w:val="20"/>
-        <w:lang w:val="en-US"/>
+        <w:lang w:val="vi-VN"/>
       </w:rPr>
     </w:pPr>
     <w:r>
       <w:rPr>
         <w:sz w:val="20"/>
         <w:szCs w:val="20"/>
-        <w:lang w:val="en-US"/>
-      </w:rPr>
-      <w:t xml:space="preserve">Taking the </w:t>
-    </w:r>
-    <w:r>
-      <w:rPr>
-        <w:sz w:val="20"/>
-        <w:szCs w:val="20"/>
         <w:lang w:val="vi-VN"/>
       </w:rPr>
-      <w:t xml:space="preserve">Three Refuges </w:t>
-    </w:r>
-    <w:r>
-      <w:rPr>
-        <w:sz w:val="20"/>
-        <w:szCs w:val="20"/>
-        <w:lang w:val="en-US"/>
-      </w:rPr>
-      <w:t>&amp;</w:t>
-    </w:r>
-    <w:r>
-      <w:rPr>
-        <w:sz w:val="20"/>
-        <w:szCs w:val="20"/>
-        <w:lang w:val="vi-VN"/>
-      </w:rPr>
-      <w:t xml:space="preserve"> Precepts – Quy Y Tam Bảo </w:t>
-    </w:r>
-    <w:r>
-      <w:rPr>
-        <w:sz w:val="20"/>
-        <w:szCs w:val="20"/>
-        <w:lang w:val="en-US"/>
-      </w:rPr>
-      <w:t>&amp;</w:t>
-    </w:r>
-    <w:r>
-      <w:rPr>
-        <w:sz w:val="20"/>
-        <w:szCs w:val="20"/>
-        <w:lang w:val="vi-VN"/>
-      </w:rPr>
-      <w:t xml:space="preserve"> Thọ Giới</w:t>
+      <w:t>Taking the Three Refuges &amp; Precepts – Quy Y Tam Bảo &amp; Thọ Giới</w:t>
     </w:r>
   </w:p>
 </w:hdr>
@@ -17984,7 +17930,7 @@
       <w:rPr>
         <w:rStyle w:val="PageNumber"/>
       </w:rPr>
-      <w:id w:val="-4751165"/>
+      <w:id w:val="-1768689682"/>
       <w:docPartObj>
         <w:docPartGallery w:val="Page Numbers (Top of Page)"/>
         <w:docPartUnique/>
@@ -17994,7 +17940,7 @@
       <w:p>
         <w:pPr>
           <w:pStyle w:val="Header"/>
-          <w:framePr w:wrap="none" w:vAnchor="text" w:hAnchor="margin" w:xAlign="outside" w:y="1"/>
+          <w:framePr w:wrap="none" w:vAnchor="text" w:hAnchor="margin" w:xAlign="right" w:y="1"/>
           <w:rPr>
             <w:rStyle w:val="PageNumber"/>
           </w:rPr>
@@ -18002,41 +17948,30 @@
         <w:r>
           <w:rPr>
             <w:rStyle w:val="PageNumber"/>
-            <w:sz w:val="20"/>
-            <w:szCs w:val="20"/>
           </w:rPr>
           <w:fldChar w:fldCharType="begin"/>
         </w:r>
         <w:r>
           <w:rPr>
             <w:rStyle w:val="PageNumber"/>
-            <w:sz w:val="20"/>
-            <w:szCs w:val="20"/>
           </w:rPr>
           <w:instrText xml:space="preserve"> PAGE </w:instrText>
         </w:r>
         <w:r>
           <w:rPr>
             <w:rStyle w:val="PageNumber"/>
-            <w:sz w:val="20"/>
-            <w:szCs w:val="20"/>
           </w:rPr>
           <w:fldChar w:fldCharType="separate"/>
         </w:r>
         <w:r>
           <w:rPr>
             <w:rStyle w:val="PageNumber"/>
-            <w:noProof/>
-            <w:sz w:val="20"/>
-            <w:szCs w:val="20"/>
           </w:rPr>
-          <w:t>5</w:t>
+          <w:t>23</w:t>
         </w:r>
         <w:r>
           <w:rPr>
             <w:rStyle w:val="PageNumber"/>
-            <w:sz w:val="20"/>
-            <w:szCs w:val="20"/>
           </w:rPr>
           <w:fldChar w:fldCharType="end"/>
         </w:r>
@@ -18046,66 +17981,27 @@
   <w:p>
     <w:pPr>
       <w:pBdr>
-        <w:bottom w:val="single" w:sz="6" w:space="1" w:color="auto"/>
+        <w:bottom w:val="single" w:sz="4" w:space="1" w:color="auto"/>
       </w:pBdr>
       <w:tabs>
         <w:tab w:val="left" w:pos="4098"/>
       </w:tabs>
       <w:spacing w:line="244" w:lineRule="exact"/>
-      <w:ind w:right="360" w:firstLine="360"/>
+      <w:ind w:right="360"/>
+      <w:jc w:val="right"/>
       <w:rPr>
         <w:sz w:val="20"/>
         <w:szCs w:val="20"/>
-        <w:lang w:val="en-US"/>
+        <w:lang w:val="vi-VN"/>
       </w:rPr>
     </w:pPr>
     <w:r>
       <w:rPr>
         <w:sz w:val="20"/>
         <w:szCs w:val="20"/>
-        <w:lang w:val="en-US"/>
-      </w:rPr>
-      <w:t xml:space="preserve">Taking the </w:t>
-    </w:r>
-    <w:r>
-      <w:rPr>
-        <w:sz w:val="20"/>
-        <w:szCs w:val="20"/>
         <w:lang w:val="vi-VN"/>
       </w:rPr>
-      <w:t xml:space="preserve">Three Refuges </w:t>
-    </w:r>
-    <w:r>
-      <w:rPr>
-        <w:sz w:val="20"/>
-        <w:szCs w:val="20"/>
-        <w:lang w:val="en-US"/>
-      </w:rPr>
-      <w:t>&amp;</w:t>
-    </w:r>
-    <w:r>
-      <w:rPr>
-        <w:sz w:val="20"/>
-        <w:szCs w:val="20"/>
-        <w:lang w:val="vi-VN"/>
-      </w:rPr>
-      <w:t xml:space="preserve"> Precepts – Quy Y Tam Bảo </w:t>
-    </w:r>
-    <w:r>
-      <w:rPr>
-        <w:sz w:val="20"/>
-        <w:szCs w:val="20"/>
-        <w:lang w:val="en-US"/>
-      </w:rPr>
-      <w:t>&amp;</w:t>
-    </w:r>
-    <w:r>
-      <w:rPr>
-        <w:sz w:val="20"/>
-        <w:szCs w:val="20"/>
-        <w:lang w:val="vi-VN"/>
-      </w:rPr>
-      <w:t xml:space="preserve"> Thọ Giới</w:t>
+      <w:t>Taking the Three Refuges &amp; Precepts – Quy Y Tam Bảo &amp; Thọ Giới</w:t>
     </w:r>
   </w:p>
 </w:hdr>
@@ -18117,10 +18013,8 @@
     <w:sdtPr>
       <w:rPr>
         <w:rStyle w:val="PageNumber"/>
-        <w:sz w:val="20"/>
-        <w:szCs w:val="20"/>
       </w:rPr>
-      <w:id w:val="-2113043841"/>
+      <w:id w:val="1727339951"/>
       <w:docPartObj>
         <w:docPartGallery w:val="Page Numbers (Top of Page)"/>
         <w:docPartUnique/>
@@ -18130,51 +18024,38 @@
       <w:p>
         <w:pPr>
           <w:pStyle w:val="Header"/>
-          <w:framePr w:wrap="none" w:vAnchor="text" w:hAnchor="margin" w:xAlign="outside" w:y="1"/>
-          <w:jc w:val="right"/>
+          <w:framePr w:wrap="none" w:vAnchor="text" w:hAnchor="margin" w:xAlign="right" w:y="1"/>
           <w:rPr>
             <w:rStyle w:val="PageNumber"/>
-            <w:sz w:val="20"/>
-            <w:szCs w:val="20"/>
           </w:rPr>
         </w:pPr>
         <w:r>
           <w:rPr>
             <w:rStyle w:val="PageNumber"/>
-            <w:sz w:val="20"/>
-            <w:szCs w:val="20"/>
           </w:rPr>
           <w:fldChar w:fldCharType="begin"/>
         </w:r>
         <w:r>
           <w:rPr>
             <w:rStyle w:val="PageNumber"/>
-            <w:sz w:val="20"/>
-            <w:szCs w:val="20"/>
           </w:rPr>
           <w:instrText xml:space="preserve"> PAGE </w:instrText>
         </w:r>
         <w:r>
           <w:rPr>
             <w:rStyle w:val="PageNumber"/>
-            <w:sz w:val="20"/>
-            <w:szCs w:val="20"/>
           </w:rPr>
           <w:fldChar w:fldCharType="separate"/>
         </w:r>
         <w:r>
           <w:rPr>
             <w:rStyle w:val="PageNumber"/>
-            <w:sz w:val="20"/>
-            <w:szCs w:val="20"/>
           </w:rPr>
-          <w:t>28</w:t>
+          <w:t>24</w:t>
         </w:r>
         <w:r>
           <w:rPr>
             <w:rStyle w:val="PageNumber"/>
-            <w:sz w:val="20"/>
-            <w:szCs w:val="20"/>
           </w:rPr>
           <w:fldChar w:fldCharType="end"/>
         </w:r>
@@ -18183,67 +18064,24 @@
   </w:sdt>
   <w:p>
     <w:pPr>
+      <w:pStyle w:val="Header"/>
       <w:pBdr>
-        <w:bottom w:val="single" w:sz="6" w:space="1" w:color="auto"/>
+        <w:bottom w:val="single" w:sz="4" w:space="1" w:color="auto"/>
       </w:pBdr>
-      <w:tabs>
-        <w:tab w:val="left" w:pos="4098"/>
-      </w:tabs>
-      <w:spacing w:line="244" w:lineRule="exact"/>
-      <w:ind w:right="360" w:firstLine="360"/>
+      <w:ind w:right="360"/>
       <w:rPr>
         <w:sz w:val="20"/>
         <w:szCs w:val="20"/>
-        <w:lang w:val="en-US"/>
+        <w:lang w:val="vi-VN"/>
       </w:rPr>
     </w:pPr>
     <w:r>
       <w:rPr>
         <w:sz w:val="20"/>
         <w:szCs w:val="20"/>
-        <w:lang w:val="en-US"/>
-      </w:rPr>
-      <w:t xml:space="preserve">Taking the </w:t>
-    </w:r>
-    <w:r>
-      <w:rPr>
-        <w:sz w:val="20"/>
-        <w:szCs w:val="20"/>
         <w:lang w:val="vi-VN"/>
       </w:rPr>
-      <w:t xml:space="preserve">Three Refuges </w:t>
-    </w:r>
-    <w:r>
-      <w:rPr>
-        <w:sz w:val="20"/>
-        <w:szCs w:val="20"/>
-        <w:lang w:val="en-US"/>
-      </w:rPr>
-      <w:t>&amp;</w:t>
-    </w:r>
-    <w:r>
-      <w:rPr>
-        <w:sz w:val="20"/>
-        <w:szCs w:val="20"/>
-        <w:lang w:val="vi-VN"/>
-      </w:rPr>
-      <w:t xml:space="preserve"> Precepts – Quy Y Tam Bảo </w:t>
-    </w:r>
-    <w:r>
-      <w:rPr>
-        <w:sz w:val="20"/>
-        <w:szCs w:val="20"/>
-        <w:lang w:val="en-US"/>
-      </w:rPr>
-      <w:t>&amp;</w:t>
-    </w:r>
-    <w:r>
-      <w:rPr>
-        <w:sz w:val="20"/>
-        <w:szCs w:val="20"/>
-        <w:lang w:val="vi-VN"/>
-      </w:rPr>
-      <w:t xml:space="preserve"> Thọ Giới</w:t>
+      <w:t>Taking the Three Refuges &amp; Precepts – Quy Y Tam Bảo &amp; Thọ Giới</w:t>
     </w:r>
   </w:p>
 </w:hdr>
@@ -18255,10 +18093,8 @@
     <w:sdtPr>
       <w:rPr>
         <w:rStyle w:val="PageNumber"/>
-        <w:sz w:val="20"/>
-        <w:szCs w:val="20"/>
       </w:rPr>
-      <w:id w:val="1247454558"/>
+      <w:id w:val="2092511175"/>
       <w:docPartObj>
         <w:docPartGallery w:val="Page Numbers (Top of Page)"/>
         <w:docPartUnique/>
@@ -18268,51 +18104,38 @@
       <w:p>
         <w:pPr>
           <w:pStyle w:val="Header"/>
-          <w:framePr w:wrap="none" w:vAnchor="text" w:hAnchor="margin" w:xAlign="outside" w:y="1"/>
+          <w:framePr w:wrap="none" w:vAnchor="text" w:hAnchor="margin" w:xAlign="right" w:y="1"/>
           <w:rPr>
             <w:rStyle w:val="PageNumber"/>
-            <w:sz w:val="20"/>
-            <w:szCs w:val="20"/>
           </w:rPr>
         </w:pPr>
         <w:r>
           <w:rPr>
             <w:rStyle w:val="PageNumber"/>
-            <w:sz w:val="20"/>
-            <w:szCs w:val="20"/>
           </w:rPr>
           <w:fldChar w:fldCharType="begin"/>
         </w:r>
         <w:r>
           <w:rPr>
             <w:rStyle w:val="PageNumber"/>
-            <w:sz w:val="20"/>
-            <w:szCs w:val="20"/>
           </w:rPr>
           <w:instrText xml:space="preserve"> PAGE </w:instrText>
         </w:r>
         <w:r>
           <w:rPr>
             <w:rStyle w:val="PageNumber"/>
-            <w:sz w:val="20"/>
-            <w:szCs w:val="20"/>
           </w:rPr>
           <w:fldChar w:fldCharType="separate"/>
         </w:r>
         <w:r>
           <w:rPr>
             <w:rStyle w:val="PageNumber"/>
-            <w:noProof/>
-            <w:sz w:val="20"/>
-            <w:szCs w:val="20"/>
           </w:rPr>
-          <w:t>6</w:t>
+          <w:t>42</w:t>
         </w:r>
         <w:r>
           <w:rPr>
             <w:rStyle w:val="PageNumber"/>
-            <w:sz w:val="20"/>
-            <w:szCs w:val="20"/>
           </w:rPr>
           <w:fldChar w:fldCharType="end"/>
         </w:r>
@@ -18321,14 +18144,11 @@
   </w:sdt>
   <w:p>
     <w:pPr>
+      <w:pStyle w:val="Header"/>
       <w:pBdr>
-        <w:bottom w:val="single" w:sz="6" w:space="1" w:color="auto"/>
+        <w:bottom w:val="single" w:sz="4" w:space="1" w:color="auto"/>
       </w:pBdr>
-      <w:tabs>
-        <w:tab w:val="left" w:pos="4098"/>
-      </w:tabs>
-      <w:spacing w:line="244" w:lineRule="exact"/>
-      <w:ind w:right="360" w:firstLine="360"/>
+      <w:ind w:right="360"/>
       <w:rPr>
         <w:sz w:val="20"/>
         <w:szCs w:val="20"/>
@@ -18339,6 +18159,7 @@
       <w:rPr>
         <w:sz w:val="20"/>
         <w:szCs w:val="20"/>
+        <w:lang w:val="vi-VN"/>
       </w:rPr>
       <w:t>Ask for Forgiveness &amp; Rejoice in Merit – Xám Hối &amp; Tùy Hỷ Phước</w:t>
     </w:r>
@@ -18469,10 +18290,8 @@
     <w:sdtPr>
       <w:rPr>
         <w:rStyle w:val="PageNumber"/>
-        <w:sz w:val="20"/>
-        <w:szCs w:val="20"/>
       </w:rPr>
-      <w:id w:val="1152104214"/>
+      <w:id w:val="-133179924"/>
       <w:docPartObj>
         <w:docPartGallery w:val="Page Numbers (Top of Page)"/>
         <w:docPartUnique/>
@@ -18482,51 +18301,38 @@
       <w:p>
         <w:pPr>
           <w:pStyle w:val="Header"/>
-          <w:framePr w:wrap="none" w:vAnchor="text" w:hAnchor="margin" w:xAlign="outside" w:y="1"/>
-          <w:jc w:val="right"/>
+          <w:framePr w:wrap="none" w:vAnchor="text" w:hAnchor="margin" w:xAlign="right" w:y="1"/>
           <w:rPr>
             <w:rStyle w:val="PageNumber"/>
-            <w:sz w:val="20"/>
-            <w:szCs w:val="20"/>
           </w:rPr>
         </w:pPr>
         <w:r>
           <w:rPr>
             <w:rStyle w:val="PageNumber"/>
-            <w:sz w:val="20"/>
-            <w:szCs w:val="20"/>
           </w:rPr>
           <w:fldChar w:fldCharType="begin"/>
         </w:r>
         <w:r>
           <w:rPr>
             <w:rStyle w:val="PageNumber"/>
-            <w:sz w:val="20"/>
-            <w:szCs w:val="20"/>
           </w:rPr>
           <w:instrText xml:space="preserve"> PAGE </w:instrText>
         </w:r>
         <w:r>
           <w:rPr>
             <w:rStyle w:val="PageNumber"/>
-            <w:sz w:val="20"/>
-            <w:szCs w:val="20"/>
           </w:rPr>
           <w:fldChar w:fldCharType="separate"/>
         </w:r>
         <w:r>
           <w:rPr>
             <w:rStyle w:val="PageNumber"/>
-            <w:sz w:val="20"/>
-            <w:szCs w:val="20"/>
           </w:rPr>
-          <w:t>28</w:t>
+          <w:t>45</w:t>
         </w:r>
         <w:r>
           <w:rPr>
             <w:rStyle w:val="PageNumber"/>
-            <w:sz w:val="20"/>
-            <w:szCs w:val="20"/>
           </w:rPr>
           <w:fldChar w:fldCharType="end"/>
         </w:r>
@@ -18536,13 +18342,13 @@
   <w:p>
     <w:pPr>
       <w:pBdr>
-        <w:bottom w:val="single" w:sz="6" w:space="1" w:color="auto"/>
+        <w:bottom w:val="single" w:sz="4" w:space="1" w:color="auto"/>
       </w:pBdr>
       <w:tabs>
         <w:tab w:val="left" w:pos="4098"/>
       </w:tabs>
       <w:spacing w:line="244" w:lineRule="exact"/>
-      <w:ind w:right="360" w:firstLine="360"/>
+      <w:ind w:right="360"/>
       <w:jc w:val="right"/>
       <w:rPr>
         <w:sz w:val="20"/>
@@ -18554,6 +18360,7 @@
       <w:rPr>
         <w:sz w:val="20"/>
         <w:szCs w:val="20"/>
+        <w:lang w:val="vi-VN"/>
       </w:rPr>
       <w:t>Ask for Forgiveness &amp; Rejoice in Merit – Xám Hối &amp; Tùy Hỷ Phước</w:t>
     </w:r>
@@ -18587,7 +18394,7 @@
       <w:rPr>
         <w:rStyle w:val="PageNumber"/>
       </w:rPr>
-      <w:id w:val="1099761004"/>
+      <w:id w:val="-665629048"/>
       <w:docPartObj>
         <w:docPartGallery w:val="Page Numbers (Top of Page)"/>
         <w:docPartUnique/>
@@ -18597,7 +18404,7 @@
       <w:p>
         <w:pPr>
           <w:pStyle w:val="Header"/>
-          <w:framePr w:wrap="none" w:vAnchor="text" w:hAnchor="margin" w:xAlign="outside" w:y="1"/>
+          <w:framePr w:wrap="none" w:vAnchor="text" w:hAnchor="margin" w:xAlign="right" w:y="1"/>
           <w:rPr>
             <w:rStyle w:val="PageNumber"/>
           </w:rPr>
@@ -18605,41 +18412,30 @@
         <w:r>
           <w:rPr>
             <w:rStyle w:val="PageNumber"/>
-            <w:sz w:val="20"/>
-            <w:szCs w:val="20"/>
           </w:rPr>
           <w:fldChar w:fldCharType="begin"/>
         </w:r>
         <w:r>
           <w:rPr>
             <w:rStyle w:val="PageNumber"/>
-            <w:sz w:val="20"/>
-            <w:szCs w:val="20"/>
           </w:rPr>
           <w:instrText xml:space="preserve"> PAGE </w:instrText>
         </w:r>
         <w:r>
           <w:rPr>
             <w:rStyle w:val="PageNumber"/>
-            <w:sz w:val="20"/>
-            <w:szCs w:val="20"/>
           </w:rPr>
           <w:fldChar w:fldCharType="separate"/>
         </w:r>
         <w:r>
           <w:rPr>
             <w:rStyle w:val="PageNumber"/>
-            <w:noProof/>
-            <w:sz w:val="20"/>
-            <w:szCs w:val="20"/>
           </w:rPr>
           <w:t>5</w:t>
         </w:r>
         <w:r>
           <w:rPr>
             <w:rStyle w:val="PageNumber"/>
-            <w:sz w:val="20"/>
-            <w:szCs w:val="20"/>
           </w:rPr>
           <w:fldChar w:fldCharType="end"/>
         </w:r>
@@ -18649,25 +18445,25 @@
   <w:p>
     <w:pPr>
       <w:pBdr>
-        <w:bottom w:val="single" w:sz="6" w:space="1" w:color="auto"/>
+        <w:bottom w:val="single" w:sz="4" w:space="1" w:color="auto"/>
       </w:pBdr>
       <w:tabs>
         <w:tab w:val="left" w:pos="4098"/>
       </w:tabs>
       <w:spacing w:line="244" w:lineRule="exact"/>
-      <w:ind w:right="360" w:firstLine="360"/>
+      <w:ind w:right="360"/>
       <w:jc w:val="right"/>
       <w:rPr>
-        <w:noProof/>
         <w:sz w:val="20"/>
         <w:szCs w:val="20"/>
+        <w:lang w:val="vi-VN"/>
       </w:rPr>
     </w:pPr>
     <w:r>
       <w:rPr>
-        <w:noProof/>
         <w:sz w:val="20"/>
         <w:szCs w:val="20"/>
+        <w:lang w:val="vi-VN"/>
       </w:rPr>
       <w:t>Morning Chants – Kinh Tụng Buổi Sáng</w:t>
     </w:r>
@@ -18786,8 +18582,6 @@
     <w:sdtPr>
       <w:rPr>
         <w:rStyle w:val="PageNumber"/>
-        <w:sz w:val="20"/>
-        <w:szCs w:val="20"/>
       </w:rPr>
       <w:id w:val="-759753735"/>
       <w:docPartObj>
@@ -18803,47 +18597,35 @@
           <w:jc w:val="right"/>
           <w:rPr>
             <w:rStyle w:val="PageNumber"/>
-            <w:sz w:val="20"/>
-            <w:szCs w:val="20"/>
           </w:rPr>
         </w:pPr>
         <w:r>
           <w:rPr>
             <w:rStyle w:val="PageNumber"/>
-            <w:sz w:val="20"/>
-            <w:szCs w:val="20"/>
           </w:rPr>
           <w:fldChar w:fldCharType="begin"/>
         </w:r>
         <w:r>
           <w:rPr>
             <w:rStyle w:val="PageNumber"/>
-            <w:sz w:val="20"/>
-            <w:szCs w:val="20"/>
           </w:rPr>
           <w:instrText xml:space="preserve"> PAGE </w:instrText>
         </w:r>
         <w:r>
           <w:rPr>
             <w:rStyle w:val="PageNumber"/>
-            <w:sz w:val="20"/>
-            <w:szCs w:val="20"/>
           </w:rPr>
           <w:fldChar w:fldCharType="separate"/>
         </w:r>
         <w:r>
           <w:rPr>
             <w:rStyle w:val="PageNumber"/>
-            <w:sz w:val="20"/>
-            <w:szCs w:val="20"/>
           </w:rPr>
           <w:t>28</w:t>
         </w:r>
         <w:r>
           <w:rPr>
             <w:rStyle w:val="PageNumber"/>
-            <w:sz w:val="20"/>
-            <w:szCs w:val="20"/>
           </w:rPr>
           <w:fldChar w:fldCharType="end"/>
         </w:r>
@@ -18860,7 +18642,7 @@
       </w:tabs>
       <w:spacing w:after="160" w:line="244" w:lineRule="exact"/>
       <w:ind w:right="360"/>
-      <w:jc w:val="center"/>
+      <w:jc w:val="right"/>
       <w:rPr>
         <w:rFonts w:eastAsiaTheme="minorHAnsi" w:cstheme="minorBidi"/>
         <w:noProof/>
@@ -18891,10 +18673,8 @@
     <w:sdtPr>
       <w:rPr>
         <w:rStyle w:val="PageNumber"/>
-        <w:sz w:val="20"/>
-        <w:szCs w:val="20"/>
       </w:rPr>
-      <w:id w:val="-1963720252"/>
+      <w:id w:val="-753589009"/>
       <w:docPartObj>
         <w:docPartGallery w:val="Page Numbers (Top of Page)"/>
         <w:docPartUnique/>
@@ -18904,51 +18684,38 @@
       <w:p>
         <w:pPr>
           <w:pStyle w:val="Header"/>
-          <w:framePr w:wrap="none" w:vAnchor="text" w:hAnchor="margin" w:xAlign="outside" w:y="1"/>
+          <w:framePr w:wrap="none" w:vAnchor="text" w:hAnchor="margin" w:xAlign="right" w:y="1"/>
           <w:rPr>
             <w:rStyle w:val="PageNumber"/>
-            <w:sz w:val="20"/>
-            <w:szCs w:val="20"/>
           </w:rPr>
         </w:pPr>
         <w:r>
           <w:rPr>
             <w:rStyle w:val="PageNumber"/>
-            <w:sz w:val="20"/>
-            <w:szCs w:val="20"/>
           </w:rPr>
           <w:fldChar w:fldCharType="begin"/>
         </w:r>
         <w:r>
           <w:rPr>
             <w:rStyle w:val="PageNumber"/>
-            <w:sz w:val="20"/>
-            <w:szCs w:val="20"/>
           </w:rPr>
           <w:instrText xml:space="preserve"> PAGE </w:instrText>
         </w:r>
         <w:r>
           <w:rPr>
             <w:rStyle w:val="PageNumber"/>
-            <w:sz w:val="20"/>
-            <w:szCs w:val="20"/>
           </w:rPr>
           <w:fldChar w:fldCharType="separate"/>
         </w:r>
         <w:r>
           <w:rPr>
             <w:rStyle w:val="PageNumber"/>
-            <w:noProof/>
-            <w:sz w:val="20"/>
-            <w:szCs w:val="20"/>
           </w:rPr>
-          <w:t>6</w:t>
+          <w:t>2</w:t>
         </w:r>
         <w:r>
           <w:rPr>
             <w:rStyle w:val="PageNumber"/>
-            <w:sz w:val="20"/>
-            <w:szCs w:val="20"/>
           </w:rPr>
           <w:fldChar w:fldCharType="end"/>
         </w:r>
@@ -18957,26 +18724,21 @@
   </w:sdt>
   <w:p>
     <w:pPr>
+      <w:pStyle w:val="Header"/>
       <w:pBdr>
-        <w:bottom w:val="single" w:sz="6" w:space="1" w:color="auto"/>
+        <w:bottom w:val="single" w:sz="4" w:space="1" w:color="auto"/>
       </w:pBdr>
-      <w:tabs>
-        <w:tab w:val="left" w:pos="4098"/>
-      </w:tabs>
-      <w:spacing w:line="244" w:lineRule="exact"/>
-      <w:ind w:right="360" w:firstLine="360"/>
+      <w:ind w:right="360"/>
       <w:rPr>
-        <w:noProof/>
         <w:sz w:val="20"/>
         <w:szCs w:val="20"/>
-        <w:lang w:val="vi-VN"/>
       </w:rPr>
     </w:pPr>
     <w:r>
       <w:rPr>
-        <w:noProof/>
         <w:sz w:val="20"/>
         <w:szCs w:val="20"/>
+        <w:lang w:val="vi-VN"/>
       </w:rPr>
       <w:t>Morning Chants – Kinh Tụng Buổi Sáng</w:t>
     </w:r>
@@ -18990,10 +18752,8 @@
     <w:sdtPr>
       <w:rPr>
         <w:rStyle w:val="PageNumber"/>
-        <w:sz w:val="20"/>
-        <w:szCs w:val="20"/>
       </w:rPr>
-      <w:id w:val="1033849527"/>
+      <w:id w:val="-316809141"/>
       <w:docPartObj>
         <w:docPartGallery w:val="Page Numbers (Top of Page)"/>
         <w:docPartUnique/>
@@ -19003,51 +18763,38 @@
       <w:p>
         <w:pPr>
           <w:pStyle w:val="Header"/>
-          <w:framePr w:wrap="none" w:vAnchor="text" w:hAnchor="margin" w:xAlign="outside" w:y="1"/>
-          <w:jc w:val="right"/>
+          <w:framePr w:wrap="none" w:vAnchor="text" w:hAnchor="margin" w:xAlign="right" w:y="1"/>
           <w:rPr>
             <w:rStyle w:val="PageNumber"/>
-            <w:sz w:val="20"/>
-            <w:szCs w:val="20"/>
           </w:rPr>
         </w:pPr>
         <w:r>
           <w:rPr>
             <w:rStyle w:val="PageNumber"/>
-            <w:sz w:val="20"/>
-            <w:szCs w:val="20"/>
           </w:rPr>
           <w:fldChar w:fldCharType="begin"/>
         </w:r>
         <w:r>
           <w:rPr>
             <w:rStyle w:val="PageNumber"/>
-            <w:sz w:val="20"/>
-            <w:szCs w:val="20"/>
           </w:rPr>
           <w:instrText xml:space="preserve"> PAGE </w:instrText>
         </w:r>
         <w:r>
           <w:rPr>
             <w:rStyle w:val="PageNumber"/>
-            <w:sz w:val="20"/>
-            <w:szCs w:val="20"/>
           </w:rPr>
           <w:fldChar w:fldCharType="separate"/>
         </w:r>
         <w:r>
           <w:rPr>
             <w:rStyle w:val="PageNumber"/>
-            <w:sz w:val="20"/>
-            <w:szCs w:val="20"/>
           </w:rPr>
-          <w:t>28</w:t>
+          <w:t>7</w:t>
         </w:r>
         <w:r>
           <w:rPr>
             <w:rStyle w:val="PageNumber"/>
-            <w:sz w:val="20"/>
-            <w:szCs w:val="20"/>
           </w:rPr>
           <w:fldChar w:fldCharType="end"/>
         </w:r>
@@ -19057,25 +18804,25 @@
   <w:p>
     <w:pPr>
       <w:pBdr>
-        <w:bottom w:val="single" w:sz="6" w:space="1" w:color="auto"/>
+        <w:bottom w:val="single" w:sz="4" w:space="1" w:color="auto"/>
       </w:pBdr>
       <w:tabs>
         <w:tab w:val="left" w:pos="4098"/>
       </w:tabs>
       <w:spacing w:line="244" w:lineRule="exact"/>
-      <w:ind w:right="360" w:firstLine="360"/>
+      <w:ind w:right="360"/>
       <w:jc w:val="right"/>
       <w:rPr>
-        <w:noProof/>
         <w:sz w:val="20"/>
         <w:szCs w:val="20"/>
+        <w:lang w:val="vi-VN"/>
       </w:rPr>
     </w:pPr>
     <w:r>
       <w:rPr>
-        <w:noProof/>
         <w:sz w:val="20"/>
         <w:szCs w:val="20"/>
+        <w:lang w:val="vi-VN"/>
       </w:rPr>
       <w:t>Morning Chants – Kinh Tụng Buổi Sáng</w:t>
     </w:r>
@@ -19089,10 +18836,8 @@
     <w:sdtPr>
       <w:rPr>
         <w:rStyle w:val="PageNumber"/>
-        <w:sz w:val="20"/>
-        <w:szCs w:val="20"/>
       </w:rPr>
-      <w:id w:val="708378067"/>
+      <w:id w:val="1794406340"/>
       <w:docPartObj>
         <w:docPartGallery w:val="Page Numbers (Top of Page)"/>
         <w:docPartUnique/>
@@ -19102,51 +18847,38 @@
       <w:p>
         <w:pPr>
           <w:pStyle w:val="Header"/>
-          <w:framePr w:wrap="none" w:vAnchor="text" w:hAnchor="margin" w:xAlign="outside" w:y="1"/>
+          <w:framePr w:wrap="none" w:vAnchor="text" w:hAnchor="margin" w:xAlign="right" w:y="1"/>
           <w:rPr>
             <w:rStyle w:val="PageNumber"/>
-            <w:sz w:val="20"/>
-            <w:szCs w:val="20"/>
           </w:rPr>
         </w:pPr>
         <w:r>
           <w:rPr>
             <w:rStyle w:val="PageNumber"/>
-            <w:sz w:val="20"/>
-            <w:szCs w:val="20"/>
           </w:rPr>
           <w:fldChar w:fldCharType="begin"/>
         </w:r>
         <w:r>
           <w:rPr>
             <w:rStyle w:val="PageNumber"/>
-            <w:sz w:val="20"/>
-            <w:szCs w:val="20"/>
           </w:rPr>
           <w:instrText xml:space="preserve"> PAGE </w:instrText>
         </w:r>
         <w:r>
           <w:rPr>
             <w:rStyle w:val="PageNumber"/>
-            <w:sz w:val="20"/>
-            <w:szCs w:val="20"/>
           </w:rPr>
           <w:fldChar w:fldCharType="separate"/>
         </w:r>
         <w:r>
           <w:rPr>
             <w:rStyle w:val="PageNumber"/>
-            <w:noProof/>
-            <w:sz w:val="20"/>
-            <w:szCs w:val="20"/>
           </w:rPr>
-          <w:t>6</w:t>
+          <w:t>20</w:t>
         </w:r>
         <w:r>
           <w:rPr>
             <w:rStyle w:val="PageNumber"/>
-            <w:sz w:val="20"/>
-            <w:szCs w:val="20"/>
           </w:rPr>
           <w:fldChar w:fldCharType="end"/>
         </w:r>
@@ -19155,28 +18887,39 @@
   </w:sdt>
   <w:p>
     <w:pPr>
+      <w:pStyle w:val="Header"/>
       <w:pBdr>
-        <w:bottom w:val="single" w:sz="6" w:space="1" w:color="auto"/>
+        <w:bottom w:val="single" w:sz="4" w:space="1" w:color="auto"/>
       </w:pBdr>
-      <w:tabs>
-        <w:tab w:val="left" w:pos="4098"/>
-      </w:tabs>
-      <w:spacing w:line="244" w:lineRule="exact"/>
-      <w:ind w:right="360" w:firstLine="360"/>
+      <w:ind w:right="360"/>
       <w:rPr>
-        <w:noProof/>
+        <w:sz w:val="20"/>
+        <w:szCs w:val="20"/>
+      </w:rPr>
+    </w:pPr>
+    <w:r>
+      <w:rPr>
         <w:sz w:val="20"/>
         <w:szCs w:val="20"/>
         <w:lang w:val="vi-VN"/>
       </w:rPr>
-    </w:pPr>
+      <w:t>Evening</w:t>
+    </w:r>
     <w:r>
       <w:rPr>
-        <w:noProof/>
         <w:sz w:val="20"/>
         <w:szCs w:val="20"/>
+        <w:lang w:val="vi-VN"/>
       </w:rPr>
-      <w:t>Evening Chants – Kinh Tụng Buổi Tối</w:t>
+      <w:t xml:space="preserve"> Chants – Kinh Tụng Buổi </w:t>
+    </w:r>
+    <w:r>
+      <w:rPr>
+        <w:sz w:val="20"/>
+        <w:szCs w:val="20"/>
+        <w:lang w:val="vi-VN"/>
+      </w:rPr>
+      <w:t>Tối</w:t>
     </w:r>
   </w:p>
 </w:hdr>
@@ -19189,7 +18932,7 @@
       <w:rPr>
         <w:rStyle w:val="PageNumber"/>
       </w:rPr>
-      <w:id w:val="-754206749"/>
+      <w:id w:val="353389744"/>
       <w:docPartObj>
         <w:docPartGallery w:val="Page Numbers (Top of Page)"/>
         <w:docPartUnique/>
@@ -19199,7 +18942,7 @@
       <w:p>
         <w:pPr>
           <w:pStyle w:val="Header"/>
-          <w:framePr w:wrap="none" w:vAnchor="text" w:hAnchor="margin" w:xAlign="outside" w:y="1"/>
+          <w:framePr w:wrap="none" w:vAnchor="text" w:hAnchor="margin" w:xAlign="right" w:y="1"/>
           <w:rPr>
             <w:rStyle w:val="PageNumber"/>
           </w:rPr>
@@ -19207,41 +18950,30 @@
         <w:r>
           <w:rPr>
             <w:rStyle w:val="PageNumber"/>
-            <w:sz w:val="20"/>
-            <w:szCs w:val="20"/>
           </w:rPr>
           <w:fldChar w:fldCharType="begin"/>
         </w:r>
         <w:r>
           <w:rPr>
             <w:rStyle w:val="PageNumber"/>
-            <w:sz w:val="20"/>
-            <w:szCs w:val="20"/>
           </w:rPr>
           <w:instrText xml:space="preserve"> PAGE </w:instrText>
         </w:r>
         <w:r>
           <w:rPr>
             <w:rStyle w:val="PageNumber"/>
-            <w:sz w:val="20"/>
-            <w:szCs w:val="20"/>
           </w:rPr>
           <w:fldChar w:fldCharType="separate"/>
         </w:r>
         <w:r>
           <w:rPr>
             <w:rStyle w:val="PageNumber"/>
-            <w:noProof/>
-            <w:sz w:val="20"/>
-            <w:szCs w:val="20"/>
           </w:rPr>
-          <w:t>5</w:t>
+          <w:t>23</w:t>
         </w:r>
         <w:r>
           <w:rPr>
             <w:rStyle w:val="PageNumber"/>
-            <w:sz w:val="20"/>
-            <w:szCs w:val="20"/>
           </w:rPr>
           <w:fldChar w:fldCharType="end"/>
         </w:r>
@@ -19251,13 +18983,13 @@
   <w:p>
     <w:pPr>
       <w:pBdr>
-        <w:bottom w:val="single" w:sz="6" w:space="1" w:color="auto"/>
+        <w:bottom w:val="single" w:sz="4" w:space="1" w:color="auto"/>
       </w:pBdr>
       <w:tabs>
         <w:tab w:val="left" w:pos="4098"/>
       </w:tabs>
       <w:spacing w:line="244" w:lineRule="exact"/>
-      <w:ind w:right="360" w:firstLine="360"/>
+      <w:ind w:right="360"/>
       <w:jc w:val="right"/>
       <w:rPr>
         <w:sz w:val="20"/>
@@ -19271,7 +19003,23 @@
         <w:szCs w:val="20"/>
         <w:lang w:val="vi-VN"/>
       </w:rPr>
-      <w:t>Evening Chants – Kinh Tụng Buổi Tối</w:t>
+      <w:t>Evening</w:t>
+    </w:r>
+    <w:r>
+      <w:rPr>
+        <w:sz w:val="20"/>
+        <w:szCs w:val="20"/>
+        <w:lang w:val="vi-VN"/>
+      </w:rPr>
+      <w:t xml:space="preserve"> Chants – Kinh Tụng Buổi </w:t>
+    </w:r>
+    <w:r>
+      <w:rPr>
+        <w:sz w:val="20"/>
+        <w:szCs w:val="20"/>
+        <w:lang w:val="vi-VN"/>
+      </w:rPr>
+      <w:t>Tối</w:t>
     </w:r>
   </w:p>
 </w:hdr>
@@ -19283,10 +19031,8 @@
     <w:sdtPr>
       <w:rPr>
         <w:rStyle w:val="PageNumber"/>
-        <w:sz w:val="20"/>
-        <w:szCs w:val="20"/>
       </w:rPr>
-      <w:id w:val="1919828193"/>
+      <w:id w:val="602774321"/>
       <w:docPartObj>
         <w:docPartGallery w:val="Page Numbers (Top of Page)"/>
         <w:docPartUnique/>
@@ -19296,51 +19042,38 @@
       <w:p>
         <w:pPr>
           <w:pStyle w:val="Header"/>
-          <w:framePr w:wrap="none" w:vAnchor="text" w:hAnchor="margin" w:xAlign="outside" w:y="1"/>
-          <w:jc w:val="right"/>
+          <w:framePr w:wrap="none" w:vAnchor="text" w:hAnchor="margin" w:xAlign="right" w:y="1"/>
           <w:rPr>
             <w:rStyle w:val="PageNumber"/>
-            <w:sz w:val="20"/>
-            <w:szCs w:val="20"/>
           </w:rPr>
         </w:pPr>
         <w:r>
           <w:rPr>
             <w:rStyle w:val="PageNumber"/>
-            <w:sz w:val="20"/>
-            <w:szCs w:val="20"/>
           </w:rPr>
           <w:fldChar w:fldCharType="begin"/>
         </w:r>
         <w:r>
           <w:rPr>
             <w:rStyle w:val="PageNumber"/>
-            <w:sz w:val="20"/>
-            <w:szCs w:val="20"/>
           </w:rPr>
           <w:instrText xml:space="preserve"> PAGE </w:instrText>
         </w:r>
         <w:r>
           <w:rPr>
             <w:rStyle w:val="PageNumber"/>
-            <w:sz w:val="20"/>
-            <w:szCs w:val="20"/>
           </w:rPr>
           <w:fldChar w:fldCharType="separate"/>
         </w:r>
         <w:r>
           <w:rPr>
             <w:rStyle w:val="PageNumber"/>
-            <w:sz w:val="20"/>
-            <w:szCs w:val="20"/>
           </w:rPr>
-          <w:t>28</w:t>
+          <w:t>5</w:t>
         </w:r>
         <w:r>
           <w:rPr>
             <w:rStyle w:val="PageNumber"/>
-            <w:sz w:val="20"/>
-            <w:szCs w:val="20"/>
           </w:rPr>
           <w:fldChar w:fldCharType="end"/>
         </w:r>
@@ -19350,13 +19083,13 @@
   <w:p>
     <w:pPr>
       <w:pBdr>
-        <w:bottom w:val="single" w:sz="6" w:space="1" w:color="auto"/>
+        <w:bottom w:val="single" w:sz="4" w:space="1" w:color="auto"/>
       </w:pBdr>
       <w:tabs>
         <w:tab w:val="left" w:pos="4098"/>
       </w:tabs>
       <w:spacing w:line="244" w:lineRule="exact"/>
-      <w:ind w:right="360" w:firstLine="360"/>
+      <w:ind w:right="360"/>
       <w:jc w:val="right"/>
       <w:rPr>
         <w:sz w:val="20"/>
@@ -19368,8 +19101,25 @@
       <w:rPr>
         <w:sz w:val="20"/>
         <w:szCs w:val="20"/>
+        <w:lang w:val="vi-VN"/>
       </w:rPr>
-      <w:t>Evening Chants – Kinh Tụng Buổi Tối</w:t>
+      <w:t>Evening</w:t>
+    </w:r>
+    <w:r>
+      <w:rPr>
+        <w:sz w:val="20"/>
+        <w:szCs w:val="20"/>
+        <w:lang w:val="vi-VN"/>
+      </w:rPr>
+      <w:t xml:space="preserve"> Chants – Kinh Tụng Buổi </w:t>
+    </w:r>
+    <w:r>
+      <w:rPr>
+        <w:sz w:val="20"/>
+        <w:szCs w:val="20"/>
+        <w:lang w:val="vi-VN"/>
+      </w:rPr>
+      <w:t>Tối</w:t>
     </w:r>
   </w:p>
 </w:hdr>

--- a/Retreat_Chanting_Book_Pali-En-Viet.docx
+++ b/Retreat_Chanting_Book_Pali-En-Viet.docx
@@ -865,7 +865,7 @@
             </w:rPr>
             <w:fldChar w:fldCharType="separate"/>
           </w:r>
-          <w:hyperlink w:anchor="_Toc236370565" w:history="1">
+          <w:hyperlink w:anchor="_Toc236716548" w:history="1">
             <w:r>
               <w:rPr>
                 <w:rStyle w:val="Hyperlink"/>
@@ -893,7 +893,7 @@
                 <w:noProof/>
                 <w:webHidden/>
               </w:rPr>
-              <w:instrText xml:space="preserve"> PAGEREF _Toc236370565 \h </w:instrText>
+              <w:instrText xml:space="preserve"> PAGEREF _Toc236716548 \h </w:instrText>
             </w:r>
             <w:r>
               <w:rPr>
@@ -941,7 +941,7 @@
               <w14:ligatures w14:val="standardContextual"/>
             </w:rPr>
           </w:pPr>
-          <w:hyperlink w:anchor="_Toc236370566" w:history="1">
+          <w:hyperlink w:anchor="_Toc236716549" w:history="1">
             <w:r>
               <w:rPr>
                 <w:rStyle w:val="Hyperlink"/>
@@ -986,7 +986,7 @@
                 <w:noProof/>
                 <w:webHidden/>
               </w:rPr>
-              <w:instrText xml:space="preserve"> PAGEREF _Toc236370566 \h </w:instrText>
+              <w:instrText xml:space="preserve"> PAGEREF _Toc236716549 \h </w:instrText>
             </w:r>
             <w:r>
               <w:rPr>
@@ -1034,7 +1034,7 @@
               <w14:ligatures w14:val="standardContextual"/>
             </w:rPr>
           </w:pPr>
-          <w:hyperlink w:anchor="_Toc236370567" w:history="1">
+          <w:hyperlink w:anchor="_Toc236716550" w:history="1">
             <w:r>
               <w:rPr>
                 <w:rStyle w:val="Hyperlink"/>
@@ -1062,7 +1062,7 @@
                 <w:noProof/>
                 <w:webHidden/>
               </w:rPr>
-              <w:instrText xml:space="preserve"> PAGEREF _Toc236370567 \h </w:instrText>
+              <w:instrText xml:space="preserve"> PAGEREF _Toc236716550 \h </w:instrText>
             </w:r>
             <w:r>
               <w:rPr>
@@ -1110,7 +1110,7 @@
               <w14:ligatures w14:val="standardContextual"/>
             </w:rPr>
           </w:pPr>
-          <w:hyperlink w:anchor="_Toc236370568" w:history="1">
+          <w:hyperlink w:anchor="_Toc236716551" w:history="1">
             <w:r>
               <w:rPr>
                 <w:rStyle w:val="Hyperlink"/>
@@ -1138,7 +1138,7 @@
                 <w:noProof/>
                 <w:webHidden/>
               </w:rPr>
-              <w:instrText xml:space="preserve"> PAGEREF _Toc236370568 \h </w:instrText>
+              <w:instrText xml:space="preserve"> PAGEREF _Toc236716551 \h </w:instrText>
             </w:r>
             <w:r>
               <w:rPr>
@@ -1186,7 +1186,7 @@
               <w14:ligatures w14:val="standardContextual"/>
             </w:rPr>
           </w:pPr>
-          <w:hyperlink w:anchor="_Toc236370569" w:history="1">
+          <w:hyperlink w:anchor="_Toc236716552" w:history="1">
             <w:r>
               <w:rPr>
                 <w:rStyle w:val="Hyperlink"/>
@@ -1214,7 +1214,7 @@
                 <w:noProof/>
                 <w:webHidden/>
               </w:rPr>
-              <w:instrText xml:space="preserve"> PAGEREF _Toc236370569 \h </w:instrText>
+              <w:instrText xml:space="preserve"> PAGEREF _Toc236716552 \h </w:instrText>
             </w:r>
             <w:r>
               <w:rPr>
@@ -1262,7 +1262,7 @@
               <w14:ligatures w14:val="standardContextual"/>
             </w:rPr>
           </w:pPr>
-          <w:hyperlink w:anchor="_Toc236370570" w:history="1">
+          <w:hyperlink w:anchor="_Toc236716553" w:history="1">
             <w:r>
               <w:rPr>
                 <w:rStyle w:val="Hyperlink"/>
@@ -1290,7 +1290,7 @@
                 <w:noProof/>
                 <w:webHidden/>
               </w:rPr>
-              <w:instrText xml:space="preserve"> PAGEREF _Toc236370570 \h </w:instrText>
+              <w:instrText xml:space="preserve"> PAGEREF _Toc236716553 \h </w:instrText>
             </w:r>
             <w:r>
               <w:rPr>
@@ -1338,7 +1338,7 @@
               <w14:ligatures w14:val="standardContextual"/>
             </w:rPr>
           </w:pPr>
-          <w:hyperlink w:anchor="_Toc236370571" w:history="1">
+          <w:hyperlink w:anchor="_Toc236716554" w:history="1">
             <w:r>
               <w:rPr>
                 <w:rStyle w:val="Hyperlink"/>
@@ -1375,7 +1375,7 @@
                 <w:noProof/>
                 <w:webHidden/>
               </w:rPr>
-              <w:instrText xml:space="preserve"> PAGEREF _Toc236370571 \h </w:instrText>
+              <w:instrText xml:space="preserve"> PAGEREF _Toc236716554 \h </w:instrText>
             </w:r>
             <w:r>
               <w:rPr>
@@ -1423,7 +1423,7 @@
               <w14:ligatures w14:val="standardContextual"/>
             </w:rPr>
           </w:pPr>
-          <w:hyperlink w:anchor="_Toc236370572" w:history="1">
+          <w:hyperlink w:anchor="_Toc236716555" w:history="1">
             <w:r>
               <w:rPr>
                 <w:rStyle w:val="Hyperlink"/>
@@ -1468,7 +1468,7 @@
                 <w:noProof/>
                 <w:webHidden/>
               </w:rPr>
-              <w:instrText xml:space="preserve"> PAGEREF _Toc236370572 \h </w:instrText>
+              <w:instrText xml:space="preserve"> PAGEREF _Toc236716555 \h </w:instrText>
             </w:r>
             <w:r>
               <w:rPr>
@@ -1516,7 +1516,7 @@
               <w14:ligatures w14:val="standardContextual"/>
             </w:rPr>
           </w:pPr>
-          <w:hyperlink w:anchor="_Toc236370573" w:history="1">
+          <w:hyperlink w:anchor="_Toc236716556" w:history="1">
             <w:r>
               <w:rPr>
                 <w:rStyle w:val="Hyperlink"/>
@@ -1570,7 +1570,7 @@
                 <w:noProof/>
                 <w:webHidden/>
               </w:rPr>
-              <w:instrText xml:space="preserve"> PAGEREF _Toc236370573 \h </w:instrText>
+              <w:instrText xml:space="preserve"> PAGEREF _Toc236716556 \h </w:instrText>
             </w:r>
             <w:r>
               <w:rPr>
@@ -1618,7 +1618,7 @@
               <w14:ligatures w14:val="standardContextual"/>
             </w:rPr>
           </w:pPr>
-          <w:hyperlink w:anchor="_Toc236370574" w:history="1">
+          <w:hyperlink w:anchor="_Toc236716557" w:history="1">
             <w:r>
               <w:rPr>
                 <w:rStyle w:val="Hyperlink"/>
@@ -1646,7 +1646,7 @@
                 <w:noProof/>
                 <w:webHidden/>
               </w:rPr>
-              <w:instrText xml:space="preserve"> PAGEREF _Toc236370574 \h </w:instrText>
+              <w:instrText xml:space="preserve"> PAGEREF _Toc236716557 \h </w:instrText>
             </w:r>
             <w:r>
               <w:rPr>
@@ -1694,7 +1694,7 @@
               <w14:ligatures w14:val="standardContextual"/>
             </w:rPr>
           </w:pPr>
-          <w:hyperlink w:anchor="_Toc236370575" w:history="1">
+          <w:hyperlink w:anchor="_Toc236716558" w:history="1">
             <w:r>
               <w:rPr>
                 <w:rStyle w:val="Hyperlink"/>
@@ -1722,7 +1722,7 @@
                 <w:noProof/>
                 <w:webHidden/>
               </w:rPr>
-              <w:instrText xml:space="preserve"> PAGEREF _Toc236370575 \h </w:instrText>
+              <w:instrText xml:space="preserve"> PAGEREF _Toc236716558 \h </w:instrText>
             </w:r>
             <w:r>
               <w:rPr>
@@ -1770,7 +1770,7 @@
               <w14:ligatures w14:val="standardContextual"/>
             </w:rPr>
           </w:pPr>
-          <w:hyperlink w:anchor="_Toc236370576" w:history="1">
+          <w:hyperlink w:anchor="_Toc236716559" w:history="1">
             <w:r>
               <w:rPr>
                 <w:rStyle w:val="Hyperlink"/>
@@ -1798,7 +1798,7 @@
                 <w:noProof/>
                 <w:webHidden/>
               </w:rPr>
-              <w:instrText xml:space="preserve"> PAGEREF _Toc236370576 \h </w:instrText>
+              <w:instrText xml:space="preserve"> PAGEREF _Toc236716559 \h </w:instrText>
             </w:r>
             <w:r>
               <w:rPr>
@@ -1846,30 +1846,13 @@
               <w14:ligatures w14:val="standardContextual"/>
             </w:rPr>
           </w:pPr>
-          <w:hyperlink w:anchor="_Toc236370577" w:history="1">
+          <w:hyperlink w:anchor="_Toc236716560" w:history="1">
             <w:r>
               <w:rPr>
                 <w:rStyle w:val="Hyperlink"/>
                 <w:noProof/>
-                <w:lang w:val="en-US"/>
               </w:rPr>
-              <w:t>Ask For Forgiveness &amp; Rejoice in Merit / Xám hối &amp; Tuỳ</w:t>
-            </w:r>
-            <w:r>
-              <w:rPr>
-                <w:rStyle w:val="Hyperlink"/>
-                <w:noProof/>
-                <w:lang w:val="vi-VN"/>
-              </w:rPr>
-              <w:t xml:space="preserve"> Hỷ</w:t>
-            </w:r>
-            <w:r>
-              <w:rPr>
-                <w:rStyle w:val="Hyperlink"/>
-                <w:noProof/>
-                <w:lang w:val="en-US"/>
-              </w:rPr>
-              <w:t xml:space="preserve"> Phước</w:t>
+              <w:t>Appendix / Phụ Lục</w:t>
             </w:r>
             <w:r>
               <w:rPr>
@@ -1890,7 +1873,82 @@
                 <w:noProof/>
                 <w:webHidden/>
               </w:rPr>
-              <w:instrText xml:space="preserve"> PAGEREF _Toc236370577 \h </w:instrText>
+              <w:instrText xml:space="preserve"> PAGEREF _Toc236716560 \h </w:instrText>
+            </w:r>
+            <w:r>
+              <w:rPr>
+                <w:noProof/>
+                <w:webHidden/>
+              </w:rPr>
+            </w:r>
+            <w:r>
+              <w:rPr>
+                <w:noProof/>
+                <w:webHidden/>
+              </w:rPr>
+              <w:fldChar w:fldCharType="separate"/>
+            </w:r>
+            <w:r>
+              <w:rPr>
+                <w:noProof/>
+                <w:webHidden/>
+              </w:rPr>
+              <w:t>49</w:t>
+            </w:r>
+            <w:r>
+              <w:rPr>
+                <w:noProof/>
+                <w:webHidden/>
+              </w:rPr>
+              <w:fldChar w:fldCharType="end"/>
+            </w:r>
+          </w:hyperlink>
+        </w:p>
+        <w:p>
+          <w:pPr>
+            <w:pStyle w:val="TOC2"/>
+            <w:tabs>
+              <w:tab w:val="right" w:leader="dot" w:pos="6536"/>
+            </w:tabs>
+            <w:rPr>
+              <w:rFonts w:asciiTheme="minorHAnsi" w:eastAsiaTheme="minorEastAsia" w:hAnsiTheme="minorHAnsi" w:cstheme="minorBidi"/>
+              <w:b w:val="0"/>
+              <w:bCs w:val="0"/>
+              <w:noProof/>
+              <w:kern w:val="2"/>
+              <w:sz w:val="24"/>
+              <w:szCs w:val="24"/>
+              <w14:ligatures w14:val="standardContextual"/>
+            </w:rPr>
+          </w:pPr>
+          <w:hyperlink w:anchor="_Toc236716561" w:history="1">
+            <w:r>
+              <w:rPr>
+                <w:rStyle w:val="Hyperlink"/>
+                <w:noProof/>
+              </w:rPr>
+              <w:t>Ask For Forgiveness &amp; Rejoice in Merit / Xám hối &amp; Tuỳ Hỷ Phước</w:t>
+            </w:r>
+            <w:r>
+              <w:rPr>
+                <w:noProof/>
+                <w:webHidden/>
+              </w:rPr>
+              <w:tab/>
+            </w:r>
+            <w:r>
+              <w:rPr>
+                <w:noProof/>
+                <w:webHidden/>
+              </w:rPr>
+              <w:fldChar w:fldCharType="begin"/>
+            </w:r>
+            <w:r>
+              <w:rPr>
+                <w:noProof/>
+                <w:webHidden/>
+              </w:rPr>
+              <w:instrText xml:space="preserve"> PAGEREF _Toc236716561 \h </w:instrText>
             </w:r>
             <w:r>
               <w:rPr>
@@ -2448,7 +2506,7 @@
           <w:lang w:val="en-US"/>
         </w:rPr>
       </w:pPr>
-      <w:bookmarkStart w:id="0" w:name="_Toc236370565"/>
+      <w:bookmarkStart w:id="0" w:name="_Toc236716548"/>
       <w:r>
         <w:rPr>
           <w:lang w:val="en-US"/>
@@ -2465,7 +2523,7 @@
           <w:lang w:val="en-US"/>
         </w:rPr>
       </w:pPr>
-      <w:bookmarkStart w:id="1" w:name="_Toc236370566"/>
+      <w:bookmarkStart w:id="1" w:name="_Toc236716549"/>
       <w:r>
         <w:rPr>
           <w:lang w:val="en-US"/>
@@ -6711,7 +6769,7 @@
           <w:lang w:val="en-US"/>
         </w:rPr>
       </w:pPr>
-      <w:bookmarkStart w:id="3" w:name="_Toc236370567"/>
+      <w:bookmarkStart w:id="3" w:name="_Toc236716550"/>
       <w:r>
         <w:rPr>
           <w:lang w:val="en-US"/>
@@ -7758,7 +7816,7 @@
           <w:lang w:val="en-US"/>
         </w:rPr>
       </w:pPr>
-      <w:bookmarkStart w:id="5" w:name="_Toc236370568"/>
+      <w:bookmarkStart w:id="5" w:name="_Toc236716551"/>
       <w:r>
         <w:rPr>
           <w:lang w:val="en-US"/>
@@ -8830,7 +8888,7 @@
           <w:lang w:val="en-US"/>
         </w:rPr>
       </w:pPr>
-      <w:bookmarkStart w:id="7" w:name="_Toc236370569"/>
+      <w:bookmarkStart w:id="7" w:name="_Toc236716552"/>
       <w:r>
         <w:rPr>
           <w:lang w:val="en-US"/>
@@ -8859,7 +8917,7 @@
           <w:lang w:val="en-US"/>
         </w:rPr>
       </w:pPr>
-      <w:bookmarkStart w:id="8" w:name="_Toc236370570"/>
+      <w:bookmarkStart w:id="8" w:name="_Toc236716553"/>
       <w:r>
         <w:rPr>
           <w:lang w:val="en-US"/>
@@ -9140,7 +9198,7 @@
           <w:lang w:val="en-US"/>
         </w:rPr>
       </w:pPr>
-      <w:bookmarkStart w:id="10" w:name="_Toc236370571"/>
+      <w:bookmarkStart w:id="10" w:name="_Toc236716554"/>
       <w:r>
         <w:rPr>
           <w:lang w:val="en-US"/>
@@ -10694,7 +10752,7 @@
           <w:lang w:val="en-US"/>
         </w:rPr>
       </w:pPr>
-      <w:bookmarkStart w:id="12" w:name="_Toc236370572"/>
+      <w:bookmarkStart w:id="12" w:name="_Toc236716555"/>
       <w:r>
         <w:rPr>
           <w:lang w:val="en-US"/>
@@ -11704,7 +11762,7 @@
           <w:lang w:val="en-US"/>
         </w:rPr>
       </w:pPr>
-      <w:bookmarkStart w:id="14" w:name="_Toc236370573"/>
+      <w:bookmarkStart w:id="14" w:name="_Toc236716556"/>
       <w:r>
         <w:rPr>
           <w:lang w:val="en-US"/>
@@ -12521,7 +12579,7 @@
           <w:lang w:val="en-US"/>
         </w:rPr>
       </w:pPr>
-      <w:bookmarkStart w:id="16" w:name="_Toc236370574"/>
+      <w:bookmarkStart w:id="16" w:name="_Toc236716557"/>
       <w:r>
         <w:rPr>
           <w:lang w:val="en-US"/>
@@ -14957,7 +15015,7 @@
           <w:lang w:val="en-US"/>
         </w:rPr>
       </w:pPr>
-      <w:bookmarkStart w:id="18" w:name="_Toc236370575"/>
+      <w:bookmarkStart w:id="18" w:name="_Toc236716558"/>
       <w:r>
         <w:rPr>
           <w:lang w:val="en-US"/>
@@ -15022,7 +15080,7 @@
           <w:lang w:val="en-US"/>
         </w:rPr>
       </w:pPr>
-      <w:bookmarkStart w:id="19" w:name="_Toc236370576"/>
+      <w:bookmarkStart w:id="19" w:name="_Toc236716559"/>
       <w:r>
         <w:rPr>
           <w:lang w:val="en-US"/>
@@ -15193,15 +15251,33 @@
     </w:p>
     <w:p>
       <w:pPr>
-        <w:pStyle w:val="pnry3pali"/>
-        <w:rPr>
-          <w:lang w:val="en-US"/>
-        </w:rPr>
-      </w:pPr>
-      <w:r>
-        <w:rPr>
-          <w:lang w:val="en-US"/>
-        </w:rPr>
+        <w:spacing w:after="160" w:line="278" w:lineRule="auto"/>
+        <w:rPr>
+          <w:noProof/>
+          <w:color w:val="800000"/>
+          <w:szCs w:val="27"/>
+          <w:lang w:val="en-US"/>
+        </w:rPr>
+      </w:pPr>
+      <w:r>
+        <w:rPr>
+          <w:lang w:val="en-US"/>
+        </w:rPr>
+        <w:br w:type="page"/>
+      </w:r>
+    </w:p>
+    <w:p>
+      <w:pPr>
+        <w:pStyle w:val="pnry3pali"/>
+        <w:rPr>
+          <w:lang w:val="en-US"/>
+        </w:rPr>
+      </w:pPr>
+      <w:r>
+        <w:rPr>
+          <w:lang w:val="en-US"/>
+        </w:rPr>
+        <w:lastRenderedPageBreak/>
         <w:t xml:space="preserve">Tatiyam’pi, ahaṃ bhante, tisaraṇena saha, </w:t>
       </w:r>
       <w:r>
@@ -15215,14 +15291,7 @@
         <w:rPr>
           <w:lang w:val="en-US"/>
         </w:rPr>
-        <w:t xml:space="preserve"> / Aṭṭhaṅga-samannāgataṃ </w:t>
-      </w:r>
-      <w:r>
-        <w:rPr>
-          <w:lang w:val="en-US"/>
-        </w:rPr>
-        <w:lastRenderedPageBreak/>
-        <w:t>uposathasīlaṃ, dhammaṃ yācāmi, anuggahaṃ katvā, sīlaṃ detha, me bhante.</w:t>
+        <w:t xml:space="preserve"> / Aṭṭhaṅga-samannāgataṃ uposathasīlaṃ, dhammaṃ yācāmi, anuggahaṃ katvā, sīlaṃ detha, me bhante.</w:t>
       </w:r>
     </w:p>
     <w:p>
@@ -16668,7 +16737,25 @@
         <w:rPr>
           <w:lang w:val="en-US"/>
         </w:rPr>
-        <w:t>/ aṭṭhaṅga-samannāgataṃ uposathasīlaṃ dhammasādhukaṃ katvā appamādena sampādetha</w:t>
+        <w:t>/ aṭṭhaṅga-samannāgataṃ uposathasīlaṃ dhamma</w:t>
+      </w:r>
+      <w:r>
+        <w:rPr>
+          <w:lang w:val="en-US"/>
+        </w:rPr>
+        <w:t>ṃ</w:t>
+      </w:r>
+      <w:r>
+        <w:rPr>
+          <w:lang w:val="vi-VN"/>
+        </w:rPr>
+        <w:t xml:space="preserve"> </w:t>
+      </w:r>
+      <w:r>
+        <w:rPr>
+          <w:lang w:val="en-US"/>
+        </w:rPr>
+        <w:t>sādhukaṃ katvā appamādena sampādetha</w:t>
       </w:r>
     </w:p>
     <w:p>
@@ -16853,43 +16940,35 @@
       <w:pPr>
         <w:pStyle w:val="Heading1"/>
         <w:rPr>
-          <w:lang w:val="en-US"/>
-        </w:rPr>
-      </w:pPr>
-      <w:bookmarkStart w:id="22" w:name="_Toc236370577"/>
-      <w:r>
-        <w:rPr>
-          <w:lang w:val="en-US"/>
-        </w:rPr>
+          <w:lang w:val="vi-VN"/>
+        </w:rPr>
+      </w:pPr>
+      <w:bookmarkStart w:id="22" w:name="_Toc236716560"/>
+      <w:r>
         <w:lastRenderedPageBreak/>
+        <w:t>Appendix / Phụ Lục</w:t>
+      </w:r>
+      <w:bookmarkEnd w:id="22"/>
+    </w:p>
+    <w:p>
+      <w:pPr>
+        <w:pStyle w:val="Heading2"/>
+      </w:pPr>
+      <w:bookmarkStart w:id="23" w:name="_Toc236716561"/>
+      <w:r>
         <w:t>Ask For Forgiveness &amp; Rejoice in Merit</w:t>
       </w:r>
       <w:bookmarkEnd w:id="21"/>
       <w:r>
-        <w:rPr>
-          <w:lang w:val="en-US"/>
-        </w:rPr>
         <w:t xml:space="preserve"> / Xám hối &amp; </w:t>
       </w:r>
       <w:r>
-        <w:rPr>
-          <w:lang w:val="en-US"/>
-        </w:rPr>
-        <w:t>Tuỳ</w:t>
-      </w:r>
-      <w:r>
-        <w:rPr>
-          <w:lang w:val="vi-VN"/>
-        </w:rPr>
-        <w:t xml:space="preserve"> Hỷ</w:t>
-      </w:r>
-      <w:r>
-        <w:rPr>
-          <w:lang w:val="en-US"/>
-        </w:rPr>
+        <w:t>Tuỳ Hỷ</w:t>
+      </w:r>
+      <w:r>
         <w:t xml:space="preserve"> Phước</w:t>
       </w:r>
-      <w:bookmarkEnd w:id="22"/>
+      <w:bookmarkEnd w:id="23"/>
     </w:p>
     <w:p>
       <w:pPr>
@@ -17318,6 +17397,7 @@
         <w:rPr>
           <w:lang w:val="en-US"/>
         </w:rPr>
+        <w:lastRenderedPageBreak/>
         <w:t>Bhante: Surely! You should rejoice in it.</w:t>
       </w:r>
     </w:p>
@@ -17361,7 +17441,6 @@
         <w:rPr>
           <w:lang w:val="en-US"/>
         </w:rPr>
-        <w:lastRenderedPageBreak/>
         <w:t>Ᾱvuso: Sādhu! Sādhu! Anumodāmi. Okāsa dvārattayena kataṃ sabbaṃ accayaṃ khamatha me bhante.</w:t>
       </w:r>
     </w:p>
@@ -17730,19 +17809,8 @@
         </w:rPr>
         <w:t>Lành thay! Lành thay! Lành thay!</w:t>
       </w:r>
-    </w:p>
-    <w:p>
-      <w:pPr>
-        <w:rPr>
-          <w:noProof/>
-          <w:color w:val="A02B93" w:themeColor="accent5"/>
-          <w:szCs w:val="27"/>
-          <w:lang w:val="en-US"/>
-        </w:rPr>
-      </w:pPr>
-      <w:r>
-        <w:rPr>
-          <w:noProof/>
+      <w:r>
+        <w:rPr>
           <w:lang w:val="en-US"/>
         </w:rPr>
         <w:br w:type="page"/>
@@ -17766,11 +17834,11 @@
         </w:sectPr>
       </w:pPr>
     </w:p>
-    <w:p>
-      <w:pPr>
-        <w:pStyle w:val="pnry2vicenter"/>
-        <w:rPr>
-          <w:lang w:val="en-US"/>
+    <w:p/>
+    <w:p>
+      <w:pPr>
+        <w:rPr>
+          <w:lang w:val="vi-VN"/>
         </w:rPr>
       </w:pPr>
     </w:p>
@@ -23150,7 +23218,6 @@
     </w:pPr>
     <w:rPr>
       <w:rFonts w:eastAsiaTheme="majorEastAsia" w:cstheme="majorBidi"/>
-      <w:color w:val="000080"/>
       <w:sz w:val="32"/>
       <w:szCs w:val="32"/>
     </w:rPr>
@@ -23933,7 +24000,7 @@
     <w:name w:val="pnry_3_en"/>
     <w:basedOn w:val="Normal"/>
     <w:next w:val="pnry3vi"/>
-    <w:rsid w:val="00F5067B"/>
+    <w:rsid w:val="00DB165E"/>
     <w:pPr>
       <w:shd w:val="clear" w:color="auto" w:fill="FDFDFD"/>
       <w:spacing w:before="80" w:after="80"/>
@@ -23941,6 +24008,7 @@
     </w:pPr>
     <w:rPr>
       <w:noProof/>
+      <w:color w:val="0C3512"/>
       <w:sz w:val="22"/>
       <w:szCs w:val="27"/>
     </w:rPr>
@@ -23948,7 +24016,7 @@
   <w:style w:type="paragraph" w:customStyle="1" w:styleId="pnry3vi">
     <w:name w:val="pnry_3_vi"/>
     <w:basedOn w:val="Normal"/>
-    <w:rsid w:val="00314F4B"/>
+    <w:rsid w:val="00DB165E"/>
     <w:pPr>
       <w:shd w:val="clear" w:color="auto" w:fill="FDFDFD"/>
       <w:spacing w:before="48" w:after="48"/>
@@ -23956,7 +24024,7 @@
     </w:pPr>
     <w:rPr>
       <w:noProof/>
-      <w:color w:val="0000C2"/>
+      <w:color w:val="800000"/>
       <w:szCs w:val="27"/>
       <w:lang w:val="vi-VN"/>
     </w:rPr>
@@ -23976,10 +24044,10 @@
   <w:style w:type="paragraph" w:customStyle="1" w:styleId="pnry3pali">
     <w:name w:val="pnry_3__pali"/>
     <w:basedOn w:val="Normal"/>
-    <w:rsid w:val="00B06126"/>
+    <w:rsid w:val="00D1477A"/>
     <w:pPr>
       <w:pBdr>
-        <w:left w:val="single" w:sz="8" w:space="4" w:color="800000"/>
+        <w:left w:val="single" w:sz="8" w:space="4" w:color="000080"/>
       </w:pBdr>
       <w:shd w:val="clear" w:color="auto" w:fill="FDFDFD"/>
       <w:spacing w:before="288" w:after="48"/>
@@ -23988,7 +24056,7 @@
       <w:b/>
       <w:bCs/>
       <w:noProof/>
-      <w:color w:val="800000"/>
+      <w:color w:val="000080"/>
       <w:sz w:val="28"/>
       <w:szCs w:val="27"/>
     </w:rPr>
@@ -24088,6 +24156,59 @@
     <w:rPr>
       <w:color w:val="605E5C"/>
       <w:shd w:val="clear" w:color="auto" w:fill="E1DFDD"/>
+    </w:rPr>
+  </w:style>
+  <w:style w:type="paragraph" w:customStyle="1" w:styleId="PaliTranslation">
+    <w:name w:val="Pali_Translation"/>
+    <w:basedOn w:val="Normal"/>
+    <w:autoRedefine/>
+    <w:qFormat/>
+    <w:rsid w:val="00DB165E"/>
+    <w:pPr>
+      <w:spacing w:before="9" w:after="160" w:line="244" w:lineRule="atLeast"/>
+      <w:ind w:right="-200"/>
+      <w:jc w:val="both"/>
+    </w:pPr>
+    <w:rPr>
+      <w:noProof/>
+      <w:color w:val="800000"/>
+      <w:kern w:val="2"/>
+      <w:sz w:val="28"/>
+      <w:szCs w:val="28"/>
+      <w:lang w:val="en-US"/>
+      <w14:ligatures w14:val="standardContextual"/>
+    </w:rPr>
+  </w:style>
+  <w:style w:type="paragraph" w:customStyle="1" w:styleId="PaliRoman">
+    <w:name w:val="Pali_Roman"/>
+    <w:basedOn w:val="Normal"/>
+    <w:autoRedefine/>
+    <w:qFormat/>
+    <w:rsid w:val="00DB165E"/>
+    <w:pPr>
+      <w:spacing w:before="64" w:after="160" w:line="286" w:lineRule="atLeast"/>
+      <w:ind w:right="-200"/>
+    </w:pPr>
+    <w:rPr>
+      <w:b/>
+      <w:bCs/>
+      <w:noProof/>
+      <w:color w:val="000080"/>
+      <w:kern w:val="2"/>
+      <w:sz w:val="36"/>
+      <w:szCs w:val="36"/>
+      <w:lang w:val="en-US"/>
+      <w14:ligatures w14:val="standardContextual"/>
+    </w:rPr>
+  </w:style>
+  <w:style w:type="paragraph" w:customStyle="1" w:styleId="PaliTranlationViet">
+    <w:name w:val="Pali_Tranlation_Viet"/>
+    <w:basedOn w:val="PaliTranslation"/>
+    <w:autoRedefine/>
+    <w:qFormat/>
+    <w:rsid w:val="00DB165E"/>
+    <w:rPr>
+      <w:color w:val="0C3512"/>
     </w:rPr>
   </w:style>
 </w:styles>

--- a/Retreat_Chanting_Book_Pali-En-Viet.docx
+++ b/Retreat_Chanting_Book_Pali-En-Viet.docx
@@ -16737,7 +16737,19 @@
         <w:rPr>
           <w:lang w:val="en-US"/>
         </w:rPr>
-        <w:t>/ aṭṭhaṅga-samannāgataṃ uposathasīlaṃ dhamma</w:t>
+        <w:t>/ aṭṭhaṅga-samannāgataṃ uposathasīlaṃ</w:t>
+      </w:r>
+      <w:r>
+        <w:rPr>
+          <w:lang w:val="en-US"/>
+        </w:rPr>
+        <w:t>,</w:t>
+      </w:r>
+      <w:r>
+        <w:rPr>
+          <w:lang w:val="en-US"/>
+        </w:rPr>
+        <w:t xml:space="preserve"> dhamma</w:t>
       </w:r>
       <w:r>
         <w:rPr>

--- a/Retreat_Chanting_Book_Pali-En-Viet.docx
+++ b/Retreat_Chanting_Book_Pali-En-Viet.docx
@@ -865,7 +865,7 @@
             </w:rPr>
             <w:fldChar w:fldCharType="separate"/>
           </w:r>
-          <w:hyperlink w:anchor="_Toc236716548" w:history="1">
+          <w:hyperlink w:anchor="_Toc236724416" w:history="1">
             <w:r>
               <w:rPr>
                 <w:rStyle w:val="Hyperlink"/>
@@ -893,7 +893,7 @@
                 <w:noProof/>
                 <w:webHidden/>
               </w:rPr>
-              <w:instrText xml:space="preserve"> PAGEREF _Toc236716548 \h </w:instrText>
+              <w:instrText xml:space="preserve"> PAGEREF _Toc236724416 \h </w:instrText>
             </w:r>
             <w:r>
               <w:rPr>
@@ -941,7 +941,7 @@
               <w14:ligatures w14:val="standardContextual"/>
             </w:rPr>
           </w:pPr>
-          <w:hyperlink w:anchor="_Toc236716549" w:history="1">
+          <w:hyperlink w:anchor="_Toc236724417" w:history="1">
             <w:r>
               <w:rPr>
                 <w:rStyle w:val="Hyperlink"/>
@@ -986,7 +986,7 @@
                 <w:noProof/>
                 <w:webHidden/>
               </w:rPr>
-              <w:instrText xml:space="preserve"> PAGEREF _Toc236716549 \h </w:instrText>
+              <w:instrText xml:space="preserve"> PAGEREF _Toc236724417 \h </w:instrText>
             </w:r>
             <w:r>
               <w:rPr>
@@ -1034,7 +1034,7 @@
               <w14:ligatures w14:val="standardContextual"/>
             </w:rPr>
           </w:pPr>
-          <w:hyperlink w:anchor="_Toc236716550" w:history="1">
+          <w:hyperlink w:anchor="_Toc236724418" w:history="1">
             <w:r>
               <w:rPr>
                 <w:rStyle w:val="Hyperlink"/>
@@ -1062,7 +1062,7 @@
                 <w:noProof/>
                 <w:webHidden/>
               </w:rPr>
-              <w:instrText xml:space="preserve"> PAGEREF _Toc236716550 \h </w:instrText>
+              <w:instrText xml:space="preserve"> PAGEREF _Toc236724418 \h </w:instrText>
             </w:r>
             <w:r>
               <w:rPr>
@@ -1110,7 +1110,7 @@
               <w14:ligatures w14:val="standardContextual"/>
             </w:rPr>
           </w:pPr>
-          <w:hyperlink w:anchor="_Toc236716551" w:history="1">
+          <w:hyperlink w:anchor="_Toc236724419" w:history="1">
             <w:r>
               <w:rPr>
                 <w:rStyle w:val="Hyperlink"/>
@@ -1138,7 +1138,7 @@
                 <w:noProof/>
                 <w:webHidden/>
               </w:rPr>
-              <w:instrText xml:space="preserve"> PAGEREF _Toc236716551 \h </w:instrText>
+              <w:instrText xml:space="preserve"> PAGEREF _Toc236724419 \h </w:instrText>
             </w:r>
             <w:r>
               <w:rPr>
@@ -1186,7 +1186,7 @@
               <w14:ligatures w14:val="standardContextual"/>
             </w:rPr>
           </w:pPr>
-          <w:hyperlink w:anchor="_Toc236716552" w:history="1">
+          <w:hyperlink w:anchor="_Toc236724420" w:history="1">
             <w:r>
               <w:rPr>
                 <w:rStyle w:val="Hyperlink"/>
@@ -1214,7 +1214,7 @@
                 <w:noProof/>
                 <w:webHidden/>
               </w:rPr>
-              <w:instrText xml:space="preserve"> PAGEREF _Toc236716552 \h </w:instrText>
+              <w:instrText xml:space="preserve"> PAGEREF _Toc236724420 \h </w:instrText>
             </w:r>
             <w:r>
               <w:rPr>
@@ -1262,7 +1262,7 @@
               <w14:ligatures w14:val="standardContextual"/>
             </w:rPr>
           </w:pPr>
-          <w:hyperlink w:anchor="_Toc236716553" w:history="1">
+          <w:hyperlink w:anchor="_Toc236724421" w:history="1">
             <w:r>
               <w:rPr>
                 <w:rStyle w:val="Hyperlink"/>
@@ -1290,7 +1290,7 @@
                 <w:noProof/>
                 <w:webHidden/>
               </w:rPr>
-              <w:instrText xml:space="preserve"> PAGEREF _Toc236716553 \h </w:instrText>
+              <w:instrText xml:space="preserve"> PAGEREF _Toc236724421 \h </w:instrText>
             </w:r>
             <w:r>
               <w:rPr>
@@ -1338,7 +1338,7 @@
               <w14:ligatures w14:val="standardContextual"/>
             </w:rPr>
           </w:pPr>
-          <w:hyperlink w:anchor="_Toc236716554" w:history="1">
+          <w:hyperlink w:anchor="_Toc236724422" w:history="1">
             <w:r>
               <w:rPr>
                 <w:rStyle w:val="Hyperlink"/>
@@ -1375,7 +1375,7 @@
                 <w:noProof/>
                 <w:webHidden/>
               </w:rPr>
-              <w:instrText xml:space="preserve"> PAGEREF _Toc236716554 \h </w:instrText>
+              <w:instrText xml:space="preserve"> PAGEREF _Toc236724422 \h </w:instrText>
             </w:r>
             <w:r>
               <w:rPr>
@@ -1423,7 +1423,7 @@
               <w14:ligatures w14:val="standardContextual"/>
             </w:rPr>
           </w:pPr>
-          <w:hyperlink w:anchor="_Toc236716555" w:history="1">
+          <w:hyperlink w:anchor="_Toc236724423" w:history="1">
             <w:r>
               <w:rPr>
                 <w:rStyle w:val="Hyperlink"/>
@@ -1468,7 +1468,7 @@
                 <w:noProof/>
                 <w:webHidden/>
               </w:rPr>
-              <w:instrText xml:space="preserve"> PAGEREF _Toc236716555 \h </w:instrText>
+              <w:instrText xml:space="preserve"> PAGEREF _Toc236724423 \h </w:instrText>
             </w:r>
             <w:r>
               <w:rPr>
@@ -1516,7 +1516,7 @@
               <w14:ligatures w14:val="standardContextual"/>
             </w:rPr>
           </w:pPr>
-          <w:hyperlink w:anchor="_Toc236716556" w:history="1">
+          <w:hyperlink w:anchor="_Toc236724424" w:history="1">
             <w:r>
               <w:rPr>
                 <w:rStyle w:val="Hyperlink"/>
@@ -1570,7 +1570,7 @@
                 <w:noProof/>
                 <w:webHidden/>
               </w:rPr>
-              <w:instrText xml:space="preserve"> PAGEREF _Toc236716556 \h </w:instrText>
+              <w:instrText xml:space="preserve"> PAGEREF _Toc236724424 \h </w:instrText>
             </w:r>
             <w:r>
               <w:rPr>
@@ -1618,7 +1618,7 @@
               <w14:ligatures w14:val="standardContextual"/>
             </w:rPr>
           </w:pPr>
-          <w:hyperlink w:anchor="_Toc236716557" w:history="1">
+          <w:hyperlink w:anchor="_Toc236724425" w:history="1">
             <w:r>
               <w:rPr>
                 <w:rStyle w:val="Hyperlink"/>
@@ -1646,7 +1646,7 @@
                 <w:noProof/>
                 <w:webHidden/>
               </w:rPr>
-              <w:instrText xml:space="preserve"> PAGEREF _Toc236716557 \h </w:instrText>
+              <w:instrText xml:space="preserve"> PAGEREF _Toc236724425 \h </w:instrText>
             </w:r>
             <w:r>
               <w:rPr>
@@ -1694,7 +1694,7 @@
               <w14:ligatures w14:val="standardContextual"/>
             </w:rPr>
           </w:pPr>
-          <w:hyperlink w:anchor="_Toc236716558" w:history="1">
+          <w:hyperlink w:anchor="_Toc236724426" w:history="1">
             <w:r>
               <w:rPr>
                 <w:rStyle w:val="Hyperlink"/>
@@ -1722,7 +1722,7 @@
                 <w:noProof/>
                 <w:webHidden/>
               </w:rPr>
-              <w:instrText xml:space="preserve"> PAGEREF _Toc236716558 \h </w:instrText>
+              <w:instrText xml:space="preserve"> PAGEREF _Toc236724426 \h </w:instrText>
             </w:r>
             <w:r>
               <w:rPr>
@@ -1770,7 +1770,7 @@
               <w14:ligatures w14:val="standardContextual"/>
             </w:rPr>
           </w:pPr>
-          <w:hyperlink w:anchor="_Toc236716559" w:history="1">
+          <w:hyperlink w:anchor="_Toc236724427" w:history="1">
             <w:r>
               <w:rPr>
                 <w:rStyle w:val="Hyperlink"/>
@@ -1798,7 +1798,7 @@
                 <w:noProof/>
                 <w:webHidden/>
               </w:rPr>
-              <w:instrText xml:space="preserve"> PAGEREF _Toc236716559 \h </w:instrText>
+              <w:instrText xml:space="preserve"> PAGEREF _Toc236724427 \h </w:instrText>
             </w:r>
             <w:r>
               <w:rPr>
@@ -1846,7 +1846,7 @@
               <w14:ligatures w14:val="standardContextual"/>
             </w:rPr>
           </w:pPr>
-          <w:hyperlink w:anchor="_Toc236716560" w:history="1">
+          <w:hyperlink w:anchor="_Toc236724428" w:history="1">
             <w:r>
               <w:rPr>
                 <w:rStyle w:val="Hyperlink"/>
@@ -1873,7 +1873,7 @@
                 <w:noProof/>
                 <w:webHidden/>
               </w:rPr>
-              <w:instrText xml:space="preserve"> PAGEREF _Toc236716560 \h </w:instrText>
+              <w:instrText xml:space="preserve"> PAGEREF _Toc236724428 \h </w:instrText>
             </w:r>
             <w:r>
               <w:rPr>
@@ -1921,7 +1921,7 @@
               <w14:ligatures w14:val="standardContextual"/>
             </w:rPr>
           </w:pPr>
-          <w:hyperlink w:anchor="_Toc236716561" w:history="1">
+          <w:hyperlink w:anchor="_Toc236724429" w:history="1">
             <w:r>
               <w:rPr>
                 <w:rStyle w:val="Hyperlink"/>
@@ -1948,7 +1948,7 @@
                 <w:noProof/>
                 <w:webHidden/>
               </w:rPr>
-              <w:instrText xml:space="preserve"> PAGEREF _Toc236716561 \h </w:instrText>
+              <w:instrText xml:space="preserve"> PAGEREF _Toc236724429 \h </w:instrText>
             </w:r>
             <w:r>
               <w:rPr>
@@ -2195,7 +2195,14 @@
     <w:p>
       <w:pPr>
         <w:rPr>
-          <w:lang w:val="vi-VN"/>
+          <w:lang w:val="en-US"/>
+        </w:rPr>
+      </w:pPr>
+    </w:p>
+    <w:p>
+      <w:pPr>
+        <w:rPr>
+          <w:lang w:val="en-US"/>
         </w:rPr>
       </w:pPr>
     </w:p>
@@ -2451,14 +2458,6 @@
     </w:p>
     <w:p>
       <w:pPr>
-        <w:rPr>
-          <w:noProof/>
-          <w:lang w:val="en-US"/>
-        </w:rPr>
-      </w:pPr>
-    </w:p>
-    <w:p>
-      <w:pPr>
         <w:jc w:val="both"/>
         <w:rPr>
           <w:rFonts w:ascii="DejaVu Sans Condensed" w:hAnsi="DejaVu Sans Condensed" w:cs="DejaVu Sans Condensed"/>
@@ -2506,7 +2505,7 @@
           <w:lang w:val="en-US"/>
         </w:rPr>
       </w:pPr>
-      <w:bookmarkStart w:id="0" w:name="_Toc236716548"/>
+      <w:bookmarkStart w:id="0" w:name="_Toc236724416"/>
       <w:r>
         <w:rPr>
           <w:lang w:val="en-US"/>
@@ -2523,7 +2522,7 @@
           <w:lang w:val="en-US"/>
         </w:rPr>
       </w:pPr>
-      <w:bookmarkStart w:id="1" w:name="_Toc236716549"/>
+      <w:bookmarkStart w:id="1" w:name="_Toc236724417"/>
       <w:r>
         <w:rPr>
           <w:lang w:val="en-US"/>
@@ -6769,7 +6768,7 @@
           <w:lang w:val="en-US"/>
         </w:rPr>
       </w:pPr>
-      <w:bookmarkStart w:id="3" w:name="_Toc236716550"/>
+      <w:bookmarkStart w:id="3" w:name="_Toc236724418"/>
       <w:r>
         <w:rPr>
           <w:lang w:val="en-US"/>
@@ -7816,7 +7815,7 @@
           <w:lang w:val="en-US"/>
         </w:rPr>
       </w:pPr>
-      <w:bookmarkStart w:id="5" w:name="_Toc236716551"/>
+      <w:bookmarkStart w:id="5" w:name="_Toc236724419"/>
       <w:r>
         <w:rPr>
           <w:lang w:val="en-US"/>
@@ -8888,7 +8887,7 @@
           <w:lang w:val="en-US"/>
         </w:rPr>
       </w:pPr>
-      <w:bookmarkStart w:id="7" w:name="_Toc236716552"/>
+      <w:bookmarkStart w:id="7" w:name="_Toc236724420"/>
       <w:r>
         <w:rPr>
           <w:lang w:val="en-US"/>
@@ -8917,7 +8916,7 @@
           <w:lang w:val="en-US"/>
         </w:rPr>
       </w:pPr>
-      <w:bookmarkStart w:id="8" w:name="_Toc236716553"/>
+      <w:bookmarkStart w:id="8" w:name="_Toc236724421"/>
       <w:r>
         <w:rPr>
           <w:lang w:val="en-US"/>
@@ -9198,7 +9197,7 @@
           <w:lang w:val="en-US"/>
         </w:rPr>
       </w:pPr>
-      <w:bookmarkStart w:id="10" w:name="_Toc236716554"/>
+      <w:bookmarkStart w:id="10" w:name="_Toc236724422"/>
       <w:r>
         <w:rPr>
           <w:lang w:val="en-US"/>
@@ -10752,7 +10751,7 @@
           <w:lang w:val="en-US"/>
         </w:rPr>
       </w:pPr>
-      <w:bookmarkStart w:id="12" w:name="_Toc236716555"/>
+      <w:bookmarkStart w:id="12" w:name="_Toc236724423"/>
       <w:r>
         <w:rPr>
           <w:lang w:val="en-US"/>
@@ -11762,7 +11761,7 @@
           <w:lang w:val="en-US"/>
         </w:rPr>
       </w:pPr>
-      <w:bookmarkStart w:id="14" w:name="_Toc236716556"/>
+      <w:bookmarkStart w:id="14" w:name="_Toc236724424"/>
       <w:r>
         <w:rPr>
           <w:lang w:val="en-US"/>
@@ -12579,7 +12578,7 @@
           <w:lang w:val="en-US"/>
         </w:rPr>
       </w:pPr>
-      <w:bookmarkStart w:id="16" w:name="_Toc236716557"/>
+      <w:bookmarkStart w:id="16" w:name="_Toc236724425"/>
       <w:r>
         <w:rPr>
           <w:lang w:val="en-US"/>
@@ -15015,7 +15014,7 @@
           <w:lang w:val="en-US"/>
         </w:rPr>
       </w:pPr>
-      <w:bookmarkStart w:id="18" w:name="_Toc236716558"/>
+      <w:bookmarkStart w:id="18" w:name="_Toc236724426"/>
       <w:r>
         <w:rPr>
           <w:lang w:val="en-US"/>
@@ -15080,7 +15079,7 @@
           <w:lang w:val="en-US"/>
         </w:rPr>
       </w:pPr>
-      <w:bookmarkStart w:id="19" w:name="_Toc236716559"/>
+      <w:bookmarkStart w:id="19" w:name="_Toc236724427"/>
       <w:r>
         <w:rPr>
           <w:lang w:val="en-US"/>
@@ -15128,14 +15127,19 @@
     <w:p>
       <w:pPr>
         <w:pStyle w:val="pnry6silaustudent"/>
-        <w:rPr>
-          <w:lang w:val="en-US"/>
-        </w:rPr>
-      </w:pPr>
-      <w:r>
-        <w:rPr>
-          <w:lang w:val="en-US"/>
-        </w:rPr>
+      </w:pPr>
+      <w:r>
+        <w:rPr>
+          <w:rFonts w:ascii="Apple Color Emoji" w:hAnsi="Apple Color Emoji" w:cs="Apple Color Emoji"/>
+          <w:i w:val="0"/>
+          <w:iCs w:val="0"/>
+        </w:rPr>
+        <w:t>🙏</w:t>
+      </w:r>
+      <w:r>
+        <w:t xml:space="preserve"> </w:t>
+      </w:r>
+      <w:r>
         <w:t>Candidate / Người thọ giới đọc</w:t>
       </w:r>
     </w:p>
@@ -15325,16 +15329,23 @@
     <w:p>
       <w:pPr>
         <w:pStyle w:val="pnry6silateacher"/>
-        <w:rPr>
-          <w:noProof/>
-          <w:lang w:val="en-US"/>
-        </w:rPr>
-      </w:pPr>
-      <w:r>
-        <w:rPr>
-          <w:noProof/>
-          <w:lang w:val="en-US"/>
-        </w:rPr>
+      </w:pPr>
+      <w:r>
+        <w:rPr>
+          <w:rFonts w:ascii="Apple Color Emoji" w:hAnsi="Apple Color Emoji" w:cs="Apple Color Emoji"/>
+          <w:i w:val="0"/>
+          <w:iCs/>
+        </w:rPr>
+        <w:t>☸️</w:t>
+      </w:r>
+      <w:r>
+        <w:rPr>
+          <w:i w:val="0"/>
+          <w:iCs/>
+        </w:rPr>
+        <w:t xml:space="preserve"> </w:t>
+      </w:r>
+      <w:r>
         <w:t>Bhikkhu / Vị thầy đọc</w:t>
       </w:r>
     </w:p>
@@ -15383,14 +15394,23 @@
     <w:p>
       <w:pPr>
         <w:pStyle w:val="pnry6silaustudent"/>
-        <w:rPr>
-          <w:lang w:val="en-US"/>
-        </w:rPr>
-      </w:pPr>
-      <w:r>
-        <w:rPr>
-          <w:lang w:val="en-US"/>
-        </w:rPr>
+      </w:pPr>
+      <w:r>
+        <w:rPr>
+          <w:rFonts w:ascii="Apple Color Emoji" w:hAnsi="Apple Color Emoji" w:cs="Apple Color Emoji"/>
+          <w:i w:val="0"/>
+          <w:iCs w:val="0"/>
+        </w:rPr>
+        <w:t>🙏</w:t>
+      </w:r>
+      <w:r>
+        <w:rPr>
+          <w:i w:val="0"/>
+          <w:iCs w:val="0"/>
+        </w:rPr>
+        <w:t xml:space="preserve"> </w:t>
+      </w:r>
+      <w:r>
         <w:t>Candidate / Người thọ giới đọc</w:t>
       </w:r>
     </w:p>
@@ -15439,68 +15459,58 @@
     <w:p>
       <w:pPr>
         <w:pStyle w:val="pnry6silateacher"/>
-        <w:rPr>
-          <w:noProof/>
-          <w:lang w:val="en-US"/>
-        </w:rPr>
-      </w:pPr>
-      <w:r>
-        <w:rPr>
-          <w:noProof/>
-          <w:lang w:val="en-US"/>
-        </w:rPr>
+      </w:pPr>
+      <w:r>
+        <w:rPr>
+          <w:rFonts w:ascii="Apple Color Emoji" w:hAnsi="Apple Color Emoji" w:cs="Apple Color Emoji"/>
+          <w:i w:val="0"/>
+          <w:iCs/>
+        </w:rPr>
+        <w:t>☸️</w:t>
+      </w:r>
+      <w:r>
+        <w:rPr>
+          <w:i w:val="0"/>
+          <w:iCs/>
+        </w:rPr>
+        <w:t xml:space="preserve"> </w:t>
+      </w:r>
+      <w:r>
         <w:t>Bhikkhu / Vị thầy đọc (</w:t>
       </w:r>
       <w:r>
-        <w:rPr>
-          <w:noProof/>
-          <w:lang w:val="en-US"/>
-        </w:rPr>
         <w:t>x1</w:t>
       </w:r>
       <w:r>
-        <w:rPr>
-          <w:noProof/>
-          <w:lang w:val="en-US"/>
-        </w:rPr>
         <w:t>)</w:t>
       </w:r>
     </w:p>
     <w:p>
       <w:pPr>
         <w:pStyle w:val="pnry6silateacher"/>
-        <w:rPr>
-          <w:b/>
-          <w:bCs/>
-          <w:noProof/>
-          <w:lang w:val="en-US"/>
-        </w:rPr>
-      </w:pPr>
-      <w:r>
-        <w:rPr>
-          <w:b/>
-          <w:bCs/>
-          <w:noProof/>
-          <w:lang w:val="en-US"/>
-        </w:rPr>
+      </w:pPr>
+      <w:r>
+        <w:rPr>
+          <w:rFonts w:ascii="Apple Color Emoji" w:hAnsi="Apple Color Emoji" w:cs="Apple Color Emoji"/>
+          <w:i w:val="0"/>
+          <w:iCs/>
+        </w:rPr>
+        <w:t>🙏</w:t>
+      </w:r>
+      <w:r>
+        <w:rPr>
+          <w:i w:val="0"/>
+          <w:iCs/>
+        </w:rPr>
+        <w:t xml:space="preserve"> </w:t>
+      </w:r>
+      <w:r>
         <w:t>Then the candidate repeats / Người thọ giới đọc (</w:t>
       </w:r>
       <w:r>
-        <w:rPr>
-          <w:b/>
-          <w:bCs/>
-          <w:noProof/>
-          <w:lang w:val="en-US"/>
-        </w:rPr>
         <w:t>x</w:t>
       </w:r>
       <w:r>
-        <w:rPr>
-          <w:b/>
-          <w:bCs/>
-          <w:noProof/>
-          <w:lang w:val="en-US"/>
-        </w:rPr>
         <w:t>3)</w:t>
       </w:r>
     </w:p>
@@ -15560,37 +15570,47 @@
     <w:p>
       <w:pPr>
         <w:pStyle w:val="pnry6silateacher"/>
-        <w:rPr>
-          <w:noProof/>
-          <w:lang w:val="en-US"/>
-        </w:rPr>
-      </w:pPr>
-      <w:r>
-        <w:rPr>
-          <w:noProof/>
-          <w:lang w:val="en-US"/>
+      </w:pPr>
+      <w:r>
+        <w:rPr>
+          <w:rFonts w:ascii="Apple Color Emoji" w:hAnsi="Apple Color Emoji" w:cs="Apple Color Emoji"/>
+          <w:i w:val="0"/>
+          <w:iCs/>
         </w:rPr>
         <w:lastRenderedPageBreak/>
+        <w:t>☸️</w:t>
+      </w:r>
+      <w:r>
+        <w:rPr>
+          <w:i w:val="0"/>
+          <w:iCs/>
+        </w:rPr>
+        <w:t xml:space="preserve"> </w:t>
+      </w:r>
+      <w:r>
         <w:t>Bhikkhu / Vị thầy đọc</w:t>
       </w:r>
     </w:p>
     <w:p>
       <w:pPr>
         <w:pStyle w:val="pnry6silateacher"/>
-        <w:rPr>
-          <w:b/>
-          <w:bCs/>
-          <w:noProof/>
-          <w:lang w:val="en-US"/>
-        </w:rPr>
-      </w:pPr>
-      <w:r>
-        <w:rPr>
-          <w:b/>
-          <w:bCs/>
-          <w:noProof/>
-          <w:lang w:val="en-US"/>
-        </w:rPr>
+      </w:pPr>
+      <w:r>
+        <w:rPr>
+          <w:rFonts w:ascii="Apple Color Emoji" w:hAnsi="Apple Color Emoji" w:cs="Apple Color Emoji"/>
+          <w:i w:val="0"/>
+          <w:iCs/>
+        </w:rPr>
+        <w:t>🙏</w:t>
+      </w:r>
+      <w:r>
+        <w:rPr>
+          <w:i w:val="0"/>
+          <w:iCs/>
+        </w:rPr>
+        <w:t xml:space="preserve"> </w:t>
+      </w:r>
+      <w:r>
         <w:t>Then the candidate repeats / Người thọ giới lặp lại</w:t>
       </w:r>
     </w:p>
@@ -15976,16 +15996,23 @@
     <w:p>
       <w:pPr>
         <w:pStyle w:val="pnry6silateacher"/>
-        <w:rPr>
-          <w:noProof/>
-          <w:lang w:val="en-US"/>
-        </w:rPr>
-      </w:pPr>
-      <w:r>
-        <w:rPr>
-          <w:noProof/>
-          <w:lang w:val="en-US"/>
-        </w:rPr>
+      </w:pPr>
+      <w:r>
+        <w:rPr>
+          <w:rFonts w:ascii="Apple Color Emoji" w:hAnsi="Apple Color Emoji" w:cs="Apple Color Emoji"/>
+          <w:i w:val="0"/>
+          <w:iCs/>
+        </w:rPr>
+        <w:t>☸️</w:t>
+      </w:r>
+      <w:r>
+        <w:rPr>
+          <w:i w:val="0"/>
+          <w:iCs/>
+        </w:rPr>
+        <w:t xml:space="preserve"> </w:t>
+      </w:r>
+      <w:r>
         <w:t>Bhikkhu / Vị thầy đọc</w:t>
       </w:r>
     </w:p>
@@ -16034,14 +16061,23 @@
     <w:p>
       <w:pPr>
         <w:pStyle w:val="pnry6silaustudent"/>
-        <w:rPr>
-          <w:lang w:val="en-US"/>
-        </w:rPr>
-      </w:pPr>
-      <w:r>
-        <w:rPr>
-          <w:lang w:val="en-US"/>
-        </w:rPr>
+      </w:pPr>
+      <w:r>
+        <w:rPr>
+          <w:rFonts w:ascii="Apple Color Emoji" w:hAnsi="Apple Color Emoji" w:cs="Apple Color Emoji"/>
+          <w:i w:val="0"/>
+          <w:iCs w:val="0"/>
+        </w:rPr>
+        <w:t>🙏</w:t>
+      </w:r>
+      <w:r>
+        <w:rPr>
+          <w:i w:val="0"/>
+          <w:iCs w:val="0"/>
+        </w:rPr>
+        <w:t xml:space="preserve"> </w:t>
+      </w:r>
+      <w:r>
         <w:t>Candidate / Người thọ giới đọc</w:t>
       </w:r>
     </w:p>
@@ -16090,14 +16126,23 @@
     <w:p>
       <w:pPr>
         <w:pStyle w:val="pnry6silaustudent"/>
-        <w:rPr>
-          <w:lang w:val="en-US"/>
-        </w:rPr>
-      </w:pPr>
-      <w:r>
-        <w:rPr>
-          <w:lang w:val="en-US"/>
-        </w:rPr>
+      </w:pPr>
+      <w:r>
+        <w:rPr>
+          <w:rFonts w:ascii="Apple Color Emoji" w:hAnsi="Apple Color Emoji" w:cs="Apple Color Emoji"/>
+          <w:i w:val="0"/>
+          <w:iCs w:val="0"/>
+        </w:rPr>
+        <w:t>🙏</w:t>
+      </w:r>
+      <w:r>
+        <w:rPr>
+          <w:i w:val="0"/>
+          <w:iCs w:val="0"/>
+        </w:rPr>
+        <w:t xml:space="preserve"> </w:t>
+      </w:r>
+      <w:r>
         <w:t>Candidate / Người thọ giới đọc</w:t>
       </w:r>
     </w:p>
@@ -16205,6 +16250,7 @@
     <w:p>
       <w:pPr>
         <w:pStyle w:val="pnry4suttaintro"/>
+        <w:shd w:val="clear" w:color="auto" w:fill="D9D9D9" w:themeFill="background1" w:themeFillShade="D9"/>
         <w:rPr>
           <w:rFonts w:eastAsiaTheme="minorHAnsi"/>
           <w:b/>
@@ -16216,388 +16262,401 @@
       <w:r>
         <w:rPr>
           <w:rFonts w:eastAsiaTheme="minorHAnsi"/>
-          <w:noProof/>
-          <w:lang w:val="en-US"/>
-        </w:rPr>
-        <w:lastRenderedPageBreak/>
-        <w:t>[For those taking the Five Precepts / Dành cho người thọ 5 giới:</w:t>
-      </w:r>
-    </w:p>
-    <w:p>
-      <w:pPr>
-        <w:pStyle w:val="pnry3pali"/>
-        <w:ind w:left="720"/>
-        <w:rPr>
-          <w:color w:val="0070C0"/>
-          <w:lang w:val="en-US"/>
-        </w:rPr>
-      </w:pPr>
-      <w:r>
-        <w:rPr>
-          <w:color w:val="0070C0"/>
-          <w:lang w:val="en-US"/>
-        </w:rPr>
-        <w:t>3. Kāmesu micchācārā veramaṇī sikkhāpadaṃ samādiyāmi</w:t>
-      </w:r>
-    </w:p>
-    <w:p>
-      <w:pPr>
-        <w:pStyle w:val="pnry2encenter"/>
-        <w:rPr>
-          <w:lang w:val="en-US"/>
-        </w:rPr>
-      </w:pPr>
-      <w:r>
-        <w:rPr>
-          <w:lang w:val="en-US"/>
-        </w:rPr>
-        <w:t>I undertake the training rule to abstain from unchaste conduct</w:t>
-      </w:r>
-    </w:p>
-    <w:p>
-      <w:pPr>
-        <w:pStyle w:val="pnry2vicenter"/>
-        <w:rPr>
-          <w:lang w:val="en-US"/>
-        </w:rPr>
-      </w:pPr>
-      <w:r>
-        <w:rPr>
-          <w:lang w:val="en-US"/>
-        </w:rPr>
-        <w:t>Con xin vâng giữ điều học là cố ý tránh xa sự tà dâm.]</w:t>
-      </w:r>
-    </w:p>
-    <w:p>
-      <w:pPr>
-        <w:pStyle w:val="pnry3pali"/>
-        <w:rPr>
-          <w:lang w:val="en-US"/>
-        </w:rPr>
-      </w:pPr>
-      <w:r>
-        <w:rPr>
-          <w:lang w:val="en-US"/>
-        </w:rPr>
-        <w:t>3. Abrahmacariyā veramaṇī sikkhāpadaṃ samādiyāmi</w:t>
-      </w:r>
-    </w:p>
-    <w:p>
-      <w:pPr>
-        <w:pStyle w:val="pnry3en"/>
-        <w:rPr>
-          <w:lang w:val="en-US"/>
-        </w:rPr>
-      </w:pPr>
-      <w:r>
-        <w:rPr>
-          <w:lang w:val="en-US"/>
-        </w:rPr>
-        <w:t>I undertake the training rule to abstain from unchaste conduct</w:t>
-      </w:r>
-    </w:p>
-    <w:p>
-      <w:pPr>
-        <w:pStyle w:val="pnry3vi"/>
-        <w:rPr>
-          <w:lang w:val="en-US"/>
-        </w:rPr>
-      </w:pPr>
-      <w:r>
-        <w:rPr>
-          <w:lang w:val="en-US"/>
-        </w:rPr>
-        <w:t>Con xin vâng giữ điều học là cố ý tránh xa sự hành dâm.</w:t>
-      </w:r>
-    </w:p>
-    <w:p>
-      <w:pPr>
-        <w:pStyle w:val="pnry3pali"/>
-        <w:rPr>
-          <w:lang w:val="en-US"/>
-        </w:rPr>
-      </w:pPr>
-      <w:r>
-        <w:rPr>
-          <w:lang w:val="en-US"/>
-        </w:rPr>
-        <w:t>4. Musāvādā veramaṇī sikkhāpadaṃ samādiyāmi</w:t>
-      </w:r>
-    </w:p>
-    <w:p>
-      <w:pPr>
-        <w:pStyle w:val="pnry3en"/>
-        <w:rPr>
-          <w:lang w:val="en-US"/>
-        </w:rPr>
-      </w:pPr>
-      <w:r>
-        <w:rPr>
-          <w:lang w:val="en-US"/>
-        </w:rPr>
-        <w:t>I undertake the training rule to abstain from false speech</w:t>
-      </w:r>
-    </w:p>
-    <w:p>
-      <w:pPr>
-        <w:pStyle w:val="pnry3vi"/>
-        <w:rPr>
-          <w:lang w:val="en-US"/>
-        </w:rPr>
-      </w:pPr>
-      <w:r>
-        <w:rPr>
-          <w:lang w:val="en-US"/>
-        </w:rPr>
-        <w:t>Con xin vâng giữ điều học là cố ý tránh xa sự nói dối.</w:t>
-      </w:r>
-    </w:p>
-    <w:p>
-      <w:pPr>
-        <w:pStyle w:val="pnry3pali"/>
-        <w:rPr>
-          <w:lang w:val="en-US"/>
-        </w:rPr>
-      </w:pPr>
-      <w:r>
-        <w:rPr>
-          <w:lang w:val="en-US"/>
-        </w:rPr>
-        <w:t>5. Surā-meraya-majja-pamādaṭṭhānā veramaṇī sikkhāpadaṃ samādiyāmi</w:t>
-      </w:r>
-    </w:p>
-    <w:p>
-      <w:pPr>
-        <w:pStyle w:val="pnry3en"/>
-        <w:rPr>
-          <w:lang w:val="en-US"/>
-        </w:rPr>
-      </w:pPr>
-      <w:r>
-        <w:rPr>
-          <w:lang w:val="en-US"/>
-        </w:rPr>
-        <w:t>I undertake the training rule to abstain from intoxicants and drugs such as wine, liquor that causing heedlessness</w:t>
-      </w:r>
-    </w:p>
-    <w:p>
-      <w:pPr>
-        <w:pStyle w:val="pnry3vi"/>
-        <w:rPr>
-          <w:lang w:val="en-US"/>
-        </w:rPr>
-      </w:pPr>
-      <w:r>
-        <w:rPr>
-          <w:lang w:val="en-US"/>
-        </w:rPr>
-        <w:t xml:space="preserve">Con xin vâng giữ điều học là cố ý tránh xa sự phóng túng uống rượu và các chất say. </w:t>
-      </w:r>
-    </w:p>
-    <w:p>
-      <w:pPr>
-        <w:pStyle w:val="pnry4suttaintro"/>
-        <w:rPr>
-          <w:noProof/>
-          <w:lang w:val="en-US"/>
-        </w:rPr>
-      </w:pPr>
-      <w:r>
-        <w:rPr>
-          <w:noProof/>
-          <w:lang w:val="en-US"/>
-        </w:rPr>
-        <w:t xml:space="preserve">[The </w:t>
-      </w:r>
-      <w:r>
-        <w:rPr>
-          <w:noProof/>
-          <w:lang w:val="en-US"/>
-        </w:rPr>
-        <w:t>Five</w:t>
-      </w:r>
-      <w:r>
-        <w:rPr>
-          <w:noProof/>
-          <w:lang w:val="en-US"/>
-        </w:rPr>
-        <w:t xml:space="preserve"> precepts</w:t>
-      </w:r>
-      <w:r>
-        <w:rPr>
-          <w:noProof/>
-          <w:lang w:val="en-US"/>
-        </w:rPr>
-        <w:t xml:space="preserve"> conclude</w:t>
-      </w:r>
-      <w:r>
-        <w:rPr>
-          <w:noProof/>
-          <w:lang w:val="en-US"/>
-        </w:rPr>
-        <w:t xml:space="preserve"> here / xong phần 5 giới]</w:t>
-      </w:r>
-    </w:p>
-    <w:p>
-      <w:pPr>
-        <w:pStyle w:val="pnry3pali"/>
-        <w:rPr>
-          <w:lang w:val="en-US"/>
-        </w:rPr>
-      </w:pPr>
-      <w:r>
-        <w:rPr>
-          <w:lang w:val="en-US"/>
-        </w:rPr>
-        <w:t>6. Vikāla-bhojanā veramaṇī sikkhāpadaṃ samādiyāmi</w:t>
-      </w:r>
-    </w:p>
-    <w:p>
-      <w:pPr>
-        <w:pStyle w:val="pnry3en"/>
-        <w:rPr>
-          <w:lang w:val="en-US"/>
-        </w:rPr>
-      </w:pPr>
-      <w:r>
-        <w:rPr>
-          <w:lang w:val="en-US"/>
-        </w:rPr>
-        <w:t>I undertake the training rule to abstain from taking food at improper time</w:t>
-      </w:r>
-    </w:p>
-    <w:p>
-      <w:pPr>
-        <w:pStyle w:val="pnry3vi"/>
-        <w:rPr>
-          <w:lang w:val="en-US"/>
-        </w:rPr>
-      </w:pPr>
-      <w:r>
-        <w:rPr>
-          <w:lang w:val="en-US"/>
-        </w:rPr>
-        <w:t>Con xin vâng giữ điều học là cố ý tránh xa sự ăn sái giờ.</w:t>
-      </w:r>
-    </w:p>
-    <w:p>
-      <w:pPr>
-        <w:pStyle w:val="pnry3pali"/>
-        <w:rPr>
-          <w:lang w:val="en-US"/>
-        </w:rPr>
-      </w:pPr>
-      <w:r>
-        <w:rPr>
-          <w:lang w:val="en-US"/>
-        </w:rPr>
-        <w:t>7. Nacca-gīta-vādita-visūka-dassanā-mālā-gandha-vilepana-dhāraṇa-maṇḍana-vibhūsanaṭṭhānā veramaṇī sikkhāpadaṃ samādiyāmi</w:t>
-      </w:r>
-    </w:p>
-    <w:p>
-      <w:pPr>
-        <w:pStyle w:val="pnry3en"/>
-        <w:rPr>
-          <w:lang w:val="en-US"/>
-        </w:rPr>
-      </w:pPr>
-      <w:r>
-        <w:rPr>
-          <w:lang w:val="en-US"/>
-        </w:rPr>
-        <w:lastRenderedPageBreak/>
-        <w:t>I undertake the training rule to abstain from dancing, singing and music, seeing show and from wearing garlands, using perfumes and beautifying the body with cosmetics</w:t>
-      </w:r>
-    </w:p>
-    <w:p>
-      <w:pPr>
-        <w:pStyle w:val="pnry3vi"/>
-        <w:rPr>
-          <w:lang w:val="en-US"/>
-        </w:rPr>
-      </w:pPr>
-      <w:r>
-        <w:rPr>
-          <w:lang w:val="en-US"/>
-        </w:rPr>
-        <w:t>Con xin vâng giữ điều học là cố ý tránh xa sự múa hát, thổi kèn, đờn, xem múa hát, nghe đờn kèn, trang điểm thoa vật thơm, dồi phấn, đeo tràng hoa.</w:t>
-      </w:r>
-    </w:p>
-    <w:p>
-      <w:pPr>
-        <w:pStyle w:val="pnry3pali"/>
-        <w:rPr>
-          <w:lang w:val="en-US"/>
-        </w:rPr>
-      </w:pPr>
-      <w:r>
-        <w:rPr>
-          <w:lang w:val="en-US"/>
-        </w:rPr>
-        <w:t>8. Uccā-sayana mahā-sayanā veramaṇī sikkhāpadaṃ samādiyāmi</w:t>
-      </w:r>
-    </w:p>
-    <w:p>
-      <w:pPr>
-        <w:pStyle w:val="pnry3en"/>
-        <w:rPr>
-          <w:lang w:val="en-US"/>
-        </w:rPr>
-      </w:pPr>
-      <w:r>
-        <w:rPr>
-          <w:lang w:val="en-US"/>
-        </w:rPr>
-        <w:t>I undertake the training rule to abstain from using high and luxurious beds</w:t>
-      </w:r>
-    </w:p>
-    <w:p>
-      <w:pPr>
-        <w:pStyle w:val="pnry3vi"/>
-        <w:rPr>
-          <w:lang w:val="en-US"/>
-        </w:rPr>
-      </w:pPr>
-      <w:r>
-        <w:rPr>
-          <w:lang w:val="en-US"/>
-        </w:rPr>
-        <w:t>Con xin vâng giữ điều học là cố ý tránh xa chỗ nằm ngồi quá cao và xinh đẹp.</w:t>
-      </w:r>
-    </w:p>
-    <w:p>
-      <w:pPr>
-        <w:pStyle w:val="pnry6silateacher"/>
-        <w:rPr>
-          <w:noProof/>
-          <w:lang w:val="en-US"/>
-        </w:rPr>
-      </w:pPr>
-      <w:r>
-        <w:rPr>
-          <w:noProof/>
-          <w:lang w:val="en-US"/>
-        </w:rPr>
-        <w:t>Bhikkhu / Vị thầy đọc</w:t>
-      </w:r>
-    </w:p>
-    <w:p>
-      <w:pPr>
-        <w:pStyle w:val="pnry6silateacher"/>
-        <w:rPr>
           <w:b/>
           <w:bCs/>
           <w:noProof/>
           <w:lang w:val="en-US"/>
         </w:rPr>
-      </w:pPr>
-      <w:r>
-        <w:rPr>
-          <w:b/>
-          <w:bCs/>
+        <w:lastRenderedPageBreak/>
+        <w:t>[For those taking the Five Precepts / Dành cho người thọ 5 giới:</w:t>
+      </w:r>
+    </w:p>
+    <w:p>
+      <w:pPr>
+        <w:pStyle w:val="pnry3pali"/>
+        <w:ind w:left="720"/>
+        <w:rPr>
+          <w:color w:val="0070C0"/>
+          <w:lang w:val="en-US"/>
+        </w:rPr>
+      </w:pPr>
+      <w:r>
+        <w:rPr>
+          <w:color w:val="0070C0"/>
+          <w:lang w:val="en-US"/>
+        </w:rPr>
+        <w:t>3. Kāmesu micchācārā veramaṇī sikkhāpadaṃ samādiyāmi</w:t>
+      </w:r>
+    </w:p>
+    <w:p>
+      <w:pPr>
+        <w:pStyle w:val="pnry2encenter"/>
+        <w:rPr>
+          <w:lang w:val="en-US"/>
+        </w:rPr>
+      </w:pPr>
+      <w:r>
+        <w:rPr>
+          <w:lang w:val="en-US"/>
+        </w:rPr>
+        <w:t>I undertake the training rule to abstain from unchaste conduct</w:t>
+      </w:r>
+    </w:p>
+    <w:p>
+      <w:pPr>
+        <w:pStyle w:val="pnry2vicenter"/>
+        <w:rPr>
+          <w:lang w:val="en-US"/>
+        </w:rPr>
+      </w:pPr>
+      <w:r>
+        <w:rPr>
+          <w:lang w:val="en-US"/>
+        </w:rPr>
+        <w:t>Con xin vâng giữ điều học là cố ý tránh xa sự tà dâm.]</w:t>
+      </w:r>
+    </w:p>
+    <w:p>
+      <w:pPr>
+        <w:pStyle w:val="pnry3pali"/>
+        <w:rPr>
+          <w:lang w:val="en-US"/>
+        </w:rPr>
+      </w:pPr>
+      <w:r>
+        <w:rPr>
+          <w:lang w:val="en-US"/>
+        </w:rPr>
+        <w:t>3. Abrahmacariyā veramaṇī sikkhāpadaṃ samādiyāmi</w:t>
+      </w:r>
+    </w:p>
+    <w:p>
+      <w:pPr>
+        <w:pStyle w:val="pnry3en"/>
+        <w:rPr>
+          <w:lang w:val="en-US"/>
+        </w:rPr>
+      </w:pPr>
+      <w:r>
+        <w:rPr>
+          <w:lang w:val="en-US"/>
+        </w:rPr>
+        <w:t>I undertake the training rule to abstain from unchaste conduct</w:t>
+      </w:r>
+    </w:p>
+    <w:p>
+      <w:pPr>
+        <w:pStyle w:val="pnry3vi"/>
+        <w:rPr>
+          <w:lang w:val="en-US"/>
+        </w:rPr>
+      </w:pPr>
+      <w:r>
+        <w:rPr>
+          <w:lang w:val="en-US"/>
+        </w:rPr>
+        <w:t>Con xin vâng giữ điều học là cố ý tránh xa sự hành dâm.</w:t>
+      </w:r>
+    </w:p>
+    <w:p>
+      <w:pPr>
+        <w:pStyle w:val="pnry3pali"/>
+        <w:rPr>
+          <w:lang w:val="en-US"/>
+        </w:rPr>
+      </w:pPr>
+      <w:r>
+        <w:rPr>
+          <w:lang w:val="en-US"/>
+        </w:rPr>
+        <w:t>4. Musāvādā veramaṇī sikkhāpadaṃ samādiyāmi</w:t>
+      </w:r>
+    </w:p>
+    <w:p>
+      <w:pPr>
+        <w:pStyle w:val="pnry3en"/>
+        <w:rPr>
+          <w:lang w:val="en-US"/>
+        </w:rPr>
+      </w:pPr>
+      <w:r>
+        <w:rPr>
+          <w:lang w:val="en-US"/>
+        </w:rPr>
+        <w:t>I undertake the training rule to abstain from false speech</w:t>
+      </w:r>
+    </w:p>
+    <w:p>
+      <w:pPr>
+        <w:pStyle w:val="pnry3vi"/>
+        <w:rPr>
+          <w:lang w:val="en-US"/>
+        </w:rPr>
+      </w:pPr>
+      <w:r>
+        <w:rPr>
+          <w:lang w:val="en-US"/>
+        </w:rPr>
+        <w:t>Con xin vâng giữ điều học là cố ý tránh xa sự nói dối.</w:t>
+      </w:r>
+    </w:p>
+    <w:p>
+      <w:pPr>
+        <w:pStyle w:val="pnry3pali"/>
+        <w:rPr>
+          <w:lang w:val="en-US"/>
+        </w:rPr>
+      </w:pPr>
+      <w:r>
+        <w:rPr>
+          <w:lang w:val="en-US"/>
+        </w:rPr>
+        <w:t>5. Surā-meraya-majja-pamādaṭṭhānā veramaṇī sikkhāpadaṃ samādiyāmi</w:t>
+      </w:r>
+    </w:p>
+    <w:p>
+      <w:pPr>
+        <w:pStyle w:val="pnry3en"/>
+        <w:rPr>
+          <w:lang w:val="en-US"/>
+        </w:rPr>
+      </w:pPr>
+      <w:r>
+        <w:rPr>
+          <w:lang w:val="en-US"/>
+        </w:rPr>
+        <w:t>I undertake the training rule to abstain from intoxicants and drugs such as wine, liquor that causing heedlessness</w:t>
+      </w:r>
+    </w:p>
+    <w:p>
+      <w:pPr>
+        <w:pStyle w:val="pnry3vi"/>
+        <w:rPr>
+          <w:lang w:val="en-US"/>
+        </w:rPr>
+      </w:pPr>
+      <w:r>
+        <w:rPr>
+          <w:lang w:val="en-US"/>
+        </w:rPr>
+        <w:t xml:space="preserve">Con xin vâng giữ điều học là cố ý tránh xa sự phóng túng uống rượu và các chất say. </w:t>
+      </w:r>
+    </w:p>
+    <w:p>
+      <w:pPr>
+        <w:pStyle w:val="pnry4suttaintro"/>
+        <w:shd w:val="clear" w:color="auto" w:fill="D9D9D9" w:themeFill="background1" w:themeFillShade="D9"/>
+        <w:rPr>
           <w:noProof/>
           <w:lang w:val="en-US"/>
         </w:rPr>
+      </w:pPr>
+      <w:r>
+        <w:rPr>
+          <w:noProof/>
+          <w:lang w:val="en-US"/>
+        </w:rPr>
+        <w:t xml:space="preserve">[The </w:t>
+      </w:r>
+      <w:r>
+        <w:rPr>
+          <w:noProof/>
+          <w:lang w:val="en-US"/>
+        </w:rPr>
+        <w:t>Five</w:t>
+      </w:r>
+      <w:r>
+        <w:rPr>
+          <w:noProof/>
+          <w:lang w:val="en-US"/>
+        </w:rPr>
+        <w:t xml:space="preserve"> precepts</w:t>
+      </w:r>
+      <w:r>
+        <w:rPr>
+          <w:noProof/>
+          <w:lang w:val="en-US"/>
+        </w:rPr>
+        <w:t xml:space="preserve"> conclude</w:t>
+      </w:r>
+      <w:r>
+        <w:rPr>
+          <w:noProof/>
+          <w:lang w:val="en-US"/>
+        </w:rPr>
+        <w:t xml:space="preserve"> here / xong phần 5 giới]</w:t>
+      </w:r>
+    </w:p>
+    <w:p>
+      <w:pPr>
+        <w:pStyle w:val="pnry3pali"/>
+        <w:rPr>
+          <w:lang w:val="en-US"/>
+        </w:rPr>
+      </w:pPr>
+      <w:r>
+        <w:rPr>
+          <w:lang w:val="en-US"/>
+        </w:rPr>
+        <w:t>6. Vikāla-bhojanā veramaṇī sikkhāpadaṃ samādiyāmi</w:t>
+      </w:r>
+    </w:p>
+    <w:p>
+      <w:pPr>
+        <w:pStyle w:val="pnry3en"/>
+        <w:rPr>
+          <w:lang w:val="en-US"/>
+        </w:rPr>
+      </w:pPr>
+      <w:r>
+        <w:rPr>
+          <w:lang w:val="en-US"/>
+        </w:rPr>
+        <w:t>I undertake the training rule to abstain from taking food at improper time</w:t>
+      </w:r>
+    </w:p>
+    <w:p>
+      <w:pPr>
+        <w:pStyle w:val="pnry3vi"/>
+        <w:rPr>
+          <w:lang w:val="en-US"/>
+        </w:rPr>
+      </w:pPr>
+      <w:r>
+        <w:rPr>
+          <w:lang w:val="en-US"/>
+        </w:rPr>
+        <w:t>Con xin vâng giữ điều học là cố ý tránh xa sự ăn sái giờ.</w:t>
+      </w:r>
+    </w:p>
+    <w:p>
+      <w:pPr>
+        <w:pStyle w:val="pnry3pali"/>
+        <w:rPr>
+          <w:lang w:val="en-US"/>
+        </w:rPr>
+      </w:pPr>
+      <w:r>
+        <w:rPr>
+          <w:lang w:val="en-US"/>
+        </w:rPr>
+        <w:t>7. Nacca-gīta-vādita-visūka-dassanā-mālā-gandha-vilepana-dhāraṇa-maṇḍana-vibhūsanaṭṭhānā veramaṇī sikkhāpadaṃ samādiyāmi</w:t>
+      </w:r>
+    </w:p>
+    <w:p>
+      <w:pPr>
+        <w:pStyle w:val="pnry3en"/>
+        <w:rPr>
+          <w:lang w:val="en-US"/>
+        </w:rPr>
+      </w:pPr>
+      <w:r>
+        <w:rPr>
+          <w:lang w:val="en-US"/>
+        </w:rPr>
+        <w:lastRenderedPageBreak/>
+        <w:t>I undertake the training rule to abstain from dancing, singing and music, seeing show and from wearing garlands, using perfumes and beautifying the body with cosmetics</w:t>
+      </w:r>
+    </w:p>
+    <w:p>
+      <w:pPr>
+        <w:pStyle w:val="pnry3vi"/>
+        <w:rPr>
+          <w:lang w:val="en-US"/>
+        </w:rPr>
+      </w:pPr>
+      <w:r>
+        <w:rPr>
+          <w:lang w:val="en-US"/>
+        </w:rPr>
+        <w:t>Con xin vâng giữ điều học là cố ý tránh xa sự múa hát, thổi kèn, đờn, xem múa hát, nghe đờn kèn, trang điểm thoa vật thơm, dồi phấn, đeo tràng hoa.</w:t>
+      </w:r>
+    </w:p>
+    <w:p>
+      <w:pPr>
+        <w:pStyle w:val="pnry3pali"/>
+        <w:rPr>
+          <w:lang w:val="en-US"/>
+        </w:rPr>
+      </w:pPr>
+      <w:r>
+        <w:rPr>
+          <w:lang w:val="en-US"/>
+        </w:rPr>
+        <w:t>8. Uccā-sayana mahā-sayanā veramaṇī sikkhāpadaṃ samādiyāmi</w:t>
+      </w:r>
+    </w:p>
+    <w:p>
+      <w:pPr>
+        <w:pStyle w:val="pnry3en"/>
+        <w:rPr>
+          <w:lang w:val="en-US"/>
+        </w:rPr>
+      </w:pPr>
+      <w:r>
+        <w:rPr>
+          <w:lang w:val="en-US"/>
+        </w:rPr>
+        <w:t>I undertake the training rule to abstain from using high and luxurious beds</w:t>
+      </w:r>
+    </w:p>
+    <w:p>
+      <w:pPr>
+        <w:pStyle w:val="pnry3vi"/>
+        <w:rPr>
+          <w:lang w:val="en-US"/>
+        </w:rPr>
+      </w:pPr>
+      <w:r>
+        <w:rPr>
+          <w:lang w:val="en-US"/>
+        </w:rPr>
+        <w:t>Con xin vâng giữ điều học là cố ý tránh xa chỗ nằm ngồi quá cao và xinh đẹp.</w:t>
+      </w:r>
+    </w:p>
+    <w:p>
+      <w:pPr>
+        <w:pStyle w:val="pnry6silateacher"/>
+      </w:pPr>
+      <w:r>
+        <w:rPr>
+          <w:rFonts w:ascii="Apple Color Emoji" w:hAnsi="Apple Color Emoji" w:cs="Apple Color Emoji"/>
+          <w:i w:val="0"/>
+          <w:iCs/>
+        </w:rPr>
+        <w:t>☸️</w:t>
+      </w:r>
+      <w:r>
+        <w:rPr>
+          <w:i w:val="0"/>
+          <w:iCs/>
+        </w:rPr>
+        <w:t xml:space="preserve"> </w:t>
+      </w:r>
+      <w:r>
+        <w:t>Bhikkhu / Vị thầy đọc</w:t>
+      </w:r>
+    </w:p>
+    <w:p>
+      <w:pPr>
+        <w:pStyle w:val="pnry6silateacher"/>
+      </w:pPr>
+      <w:r>
+        <w:rPr>
+          <w:rFonts w:ascii="Apple Color Emoji" w:hAnsi="Apple Color Emoji" w:cs="Apple Color Emoji"/>
+          <w:i w:val="0"/>
+          <w:iCs/>
+        </w:rPr>
+        <w:t>🙏</w:t>
+      </w:r>
+      <w:r>
+        <w:rPr>
+          <w:i w:val="0"/>
+          <w:iCs/>
+        </w:rPr>
+        <w:t xml:space="preserve"> </w:t>
+      </w:r>
+      <w:r>
         <w:t>Then the candidate repeats / Người thọ giới lặp lại</w:t>
       </w:r>
     </w:p>
@@ -16700,16 +16759,22 @@
     <w:p>
       <w:pPr>
         <w:pStyle w:val="pnry6silateacher"/>
-        <w:rPr>
-          <w:noProof/>
-          <w:lang w:val="en-US"/>
-        </w:rPr>
-      </w:pPr>
-      <w:r>
-        <w:rPr>
-          <w:noProof/>
-          <w:lang w:val="en-US"/>
-        </w:rPr>
+      </w:pPr>
+      <w:r>
+        <w:rPr>
+          <w:rFonts w:ascii="Apple Color Emoji" w:hAnsi="Apple Color Emoji" w:cs="Apple Color Emoji"/>
+          <w:i w:val="0"/>
+          <w:iCs/>
+        </w:rPr>
+        <w:t>☸️</w:t>
+      </w:r>
+      <w:r>
+        <w:rPr>
+          <w:rFonts w:ascii="Apple Color Emoji" w:hAnsi="Apple Color Emoji" w:cs="Apple Color Emoji"/>
+        </w:rPr>
+        <w:t xml:space="preserve"> </w:t>
+      </w:r>
+      <w:r>
         <w:t>Bhikkhu / Vị thầy đọc</w:t>
       </w:r>
     </w:p>
@@ -16802,14 +16867,23 @@
     <w:p>
       <w:pPr>
         <w:pStyle w:val="pnry6silaustudent"/>
-        <w:rPr>
-          <w:lang w:val="en-US"/>
-        </w:rPr>
-      </w:pPr>
-      <w:r>
-        <w:rPr>
-          <w:lang w:val="en-US"/>
-        </w:rPr>
+      </w:pPr>
+      <w:r>
+        <w:rPr>
+          <w:rFonts w:ascii="Apple Color Emoji" w:hAnsi="Apple Color Emoji" w:cs="Apple Color Emoji"/>
+          <w:i w:val="0"/>
+          <w:iCs w:val="0"/>
+        </w:rPr>
+        <w:t>🙏</w:t>
+      </w:r>
+      <w:r>
+        <w:rPr>
+          <w:i w:val="0"/>
+          <w:iCs w:val="0"/>
+        </w:rPr>
+        <w:t xml:space="preserve"> </w:t>
+      </w:r>
+      <w:r>
         <w:t>Candidate / Người thọ giới đọc</w:t>
       </w:r>
     </w:p>
@@ -16955,7 +17029,7 @@
           <w:lang w:val="vi-VN"/>
         </w:rPr>
       </w:pPr>
-      <w:bookmarkStart w:id="22" w:name="_Toc236716560"/>
+      <w:bookmarkStart w:id="22" w:name="_Toc236724428"/>
       <w:r>
         <w:lastRenderedPageBreak/>
         <w:t>Appendix / Phụ Lục</w:t>
@@ -16966,7 +17040,7 @@
       <w:pPr>
         <w:pStyle w:val="Heading2"/>
       </w:pPr>
-      <w:bookmarkStart w:id="23" w:name="_Toc236716561"/>
+      <w:bookmarkStart w:id="23" w:name="_Toc236724429"/>
       <w:r>
         <w:t>Ask For Forgiveness &amp; Rejoice in Merit</w:t>
       </w:r>
@@ -16994,16 +17068,19 @@
       </w:pPr>
       <w:r>
         <w:rPr>
+          <w:rFonts w:ascii="Apple Color Emoji" w:hAnsi="Apple Color Emoji" w:cs="Apple Color Emoji"/>
+        </w:rPr>
+        <w:t>🙏</w:t>
+      </w:r>
+      <w:r>
+        <w:t xml:space="preserve"> </w:t>
+      </w:r>
+      <w:r>
+        <w:rPr>
           <w:lang w:val="en-US"/>
         </w:rPr>
         <w:t>Ᾱvuso: Okāsa vandāmi bhante. (bow once)</w:t>
       </w:r>
-      <w:r>
-        <w:rPr>
-          <w:lang w:val="en-US"/>
-        </w:rPr>
-        <w:tab/>
-      </w:r>
     </w:p>
     <w:p>
       <w:pPr>
@@ -17066,14 +17143,17 @@
     <w:p>
       <w:pPr>
         <w:pStyle w:val="pnry3pali"/>
-        <w:rPr>
-          <w:lang w:val="en-US"/>
-        </w:rPr>
-      </w:pPr>
-      <w:r>
-        <w:rPr>
-          <w:lang w:val="en-US"/>
-        </w:rPr>
+      </w:pPr>
+      <w:r>
+        <w:rPr>
+          <w:rFonts w:ascii="Apple Color Emoji" w:hAnsi="Apple Color Emoji" w:cs="Apple Color Emoji"/>
+        </w:rPr>
+        <w:t>☸️</w:t>
+      </w:r>
+      <w:r>
+        <w:t xml:space="preserve"> </w:t>
+      </w:r>
+      <w:r>
         <w:t>Bhante: Sukhi hotu! Nibbāna paccayo hotu.</w:t>
       </w:r>
     </w:p>
@@ -17153,14 +17233,17 @@
     <w:p>
       <w:pPr>
         <w:pStyle w:val="pnry3pali"/>
-        <w:rPr>
-          <w:lang w:val="en-US"/>
-        </w:rPr>
-      </w:pPr>
-      <w:r>
-        <w:rPr>
-          <w:lang w:val="en-US"/>
-        </w:rPr>
+      </w:pPr>
+      <w:r>
+        <w:rPr>
+          <w:rFonts w:ascii="Apple Color Emoji" w:hAnsi="Apple Color Emoji" w:cs="Apple Color Emoji"/>
+        </w:rPr>
+        <w:t>🙏</w:t>
+      </w:r>
+      <w:r>
+        <w:t xml:space="preserve"> </w:t>
+      </w:r>
+      <w:r>
         <w:t>Ᾱvuso: Mayā kataṃ puññaṃ sāminā anumoditabbaṃ.</w:t>
       </w:r>
     </w:p>
@@ -17267,6 +17350,15 @@
       </w:pPr>
       <w:r>
         <w:rPr>
+          <w:rFonts w:ascii="Apple Color Emoji" w:hAnsi="Apple Color Emoji" w:cs="Apple Color Emoji"/>
+        </w:rPr>
+        <w:t>☸️</w:t>
+      </w:r>
+      <w:r>
+        <w:t xml:space="preserve"> </w:t>
+      </w:r>
+      <w:r>
+        <w:rPr>
           <w:lang w:val="en-US"/>
         </w:rPr>
         <w:t>Bhante: Sādhu! Sādhu! Anumodāmi.</w:t>
@@ -17321,14 +17413,17 @@
     <w:p>
       <w:pPr>
         <w:pStyle w:val="pnry3pali"/>
-        <w:rPr>
-          <w:lang w:val="en-US"/>
-        </w:rPr>
-      </w:pPr>
-      <w:r>
-        <w:rPr>
-          <w:lang w:val="en-US"/>
-        </w:rPr>
+      </w:pPr>
+      <w:r>
+        <w:rPr>
+          <w:rFonts w:ascii="Apple Color Emoji" w:hAnsi="Apple Color Emoji" w:cs="Apple Color Emoji"/>
+        </w:rPr>
+        <w:t>🙏</w:t>
+      </w:r>
+      <w:r>
+        <w:t xml:space="preserve"> </w:t>
+      </w:r>
+      <w:r>
         <w:t>Ᾱvuso: Sāminā kataṃ puññaṃ mayhaṃ dātabbaṃ.</w:t>
       </w:r>
     </w:p>
@@ -17393,6 +17488,16 @@
       </w:pPr>
       <w:r>
         <w:rPr>
+          <w:rFonts w:ascii="Apple Color Emoji" w:hAnsi="Apple Color Emoji" w:cs="Apple Color Emoji"/>
+        </w:rPr>
+        <w:lastRenderedPageBreak/>
+        <w:t>☸️</w:t>
+      </w:r>
+      <w:r>
+        <w:t xml:space="preserve"> </w:t>
+      </w:r>
+      <w:r>
+        <w:rPr>
           <w:lang w:val="en-US"/>
         </w:rPr>
         <w:t>Bhante: Sādhu! Anumoditabbaṃ.</w:t>
@@ -17409,7 +17514,6 @@
         <w:rPr>
           <w:lang w:val="en-US"/>
         </w:rPr>
-        <w:lastRenderedPageBreak/>
         <w:t>Bhante: Surely! You should rejoice in it.</w:t>
       </w:r>
     </w:p>
@@ -17445,14 +17549,17 @@
     <w:p>
       <w:pPr>
         <w:pStyle w:val="pnry3pali"/>
-        <w:rPr>
-          <w:lang w:val="en-US"/>
-        </w:rPr>
-      </w:pPr>
-      <w:r>
-        <w:rPr>
-          <w:lang w:val="en-US"/>
-        </w:rPr>
+      </w:pPr>
+      <w:r>
+        <w:rPr>
+          <w:rFonts w:ascii="Apple Color Emoji" w:hAnsi="Apple Color Emoji" w:cs="Apple Color Emoji"/>
+        </w:rPr>
+        <w:t>🙏</w:t>
+      </w:r>
+      <w:r>
+        <w:t xml:space="preserve"> </w:t>
+      </w:r>
+      <w:r>
         <w:t>Ᾱvuso: Sādhu! Sādhu! Anumodāmi. Okāsa dvārattayena kataṃ sabbaṃ accayaṃ khamatha me bhante.</w:t>
       </w:r>
     </w:p>
@@ -17589,6 +17696,15 @@
       </w:pPr>
       <w:r>
         <w:rPr>
+          <w:rFonts w:ascii="Apple Color Emoji" w:hAnsi="Apple Color Emoji" w:cs="Apple Color Emoji"/>
+        </w:rPr>
+        <w:t>☸️</w:t>
+      </w:r>
+      <w:r>
+        <w:t xml:space="preserve"> </w:t>
+      </w:r>
+      <w:r>
+        <w:rPr>
           <w:lang w:val="en-US"/>
         </w:rPr>
         <w:t>Bhante: Khamāmi, khamitabbaṃ!</w:t>
@@ -17655,14 +17771,17 @@
     <w:p>
       <w:pPr>
         <w:pStyle w:val="pnry3pali"/>
-        <w:rPr>
-          <w:lang w:val="en-US"/>
-        </w:rPr>
-      </w:pPr>
-      <w:r>
-        <w:rPr>
-          <w:lang w:val="en-US"/>
-        </w:rPr>
+      </w:pPr>
+      <w:r>
+        <w:rPr>
+          <w:rFonts w:ascii="Apple Color Emoji" w:hAnsi="Apple Color Emoji" w:cs="Apple Color Emoji"/>
+        </w:rPr>
+        <w:t>🙏</w:t>
+      </w:r>
+      <w:r>
+        <w:t xml:space="preserve"> </w:t>
+      </w:r>
+      <w:r>
         <w:t>Ᾱvuso: Sādhu! Okāsa khamāmi bhante! (bow three times)</w:t>
       </w:r>
     </w:p>
@@ -17721,6 +17840,15 @@
       </w:pPr>
       <w:r>
         <w:rPr>
+          <w:rFonts w:ascii="Apple Color Emoji" w:hAnsi="Apple Color Emoji" w:cs="Apple Color Emoji"/>
+        </w:rPr>
+        <w:t>☸️</w:t>
+      </w:r>
+      <w:r>
+        <w:t xml:space="preserve"> </w:t>
+      </w:r>
+      <w:r>
+        <w:rPr>
           <w:lang w:val="en-US"/>
         </w:rPr>
         <w:t>Bhante: Sukhi hotu! Nibbāna paccayo hotu.</w:t>
@@ -17774,14 +17902,6 @@
     </w:p>
     <w:p>
       <w:pPr>
-        <w:pStyle w:val="pnry3vi"/>
-        <w:rPr>
-          <w:lang w:val="en-US"/>
-        </w:rPr>
-      </w:pPr>
-    </w:p>
-    <w:p>
-      <w:pPr>
         <w:pStyle w:val="pnry2palicenter"/>
         <w:rPr>
           <w:lang w:val="en-US"/>
@@ -17806,26 +17926,6 @@
           <w:lang w:val="en-US"/>
         </w:rPr>
         <w:t xml:space="preserve">Well Said, Well Said, Well Said </w:t>
-      </w:r>
-    </w:p>
-    <w:p>
-      <w:pPr>
-        <w:pStyle w:val="pnry2vicenter"/>
-        <w:rPr>
-          <w:lang w:val="en-US"/>
-        </w:rPr>
-      </w:pPr>
-      <w:r>
-        <w:rPr>
-          <w:lang w:val="en-US"/>
-        </w:rPr>
-        <w:t>Lành thay! Lành thay! Lành thay!</w:t>
-      </w:r>
-      <w:r>
-        <w:rPr>
-          <w:lang w:val="en-US"/>
-        </w:rPr>
-        <w:br w:type="page"/>
       </w:r>
     </w:p>
     <w:p>
@@ -17845,6 +17945,24 @@
           <w:docGrid w:linePitch="360"/>
         </w:sectPr>
       </w:pPr>
+      <w:r>
+        <w:rPr>
+          <w:lang w:val="en-US"/>
+        </w:rPr>
+        <w:t xml:space="preserve">Lành thay! Lành </w:t>
+      </w:r>
+      <w:r>
+        <w:rPr>
+          <w:lang w:val="en-US"/>
+        </w:rPr>
+        <w:t>thay! Lành</w:t>
+      </w:r>
+      <w:r>
+        <w:rPr>
+          <w:lang w:val="en-US"/>
+        </w:rPr>
+        <w:t xml:space="preserve"> thay!</w:t>
+      </w:r>
     </w:p>
     <w:p/>
     <w:p>
@@ -24078,18 +24196,16 @@
     <w:basedOn w:val="Normal"/>
     <w:next w:val="pnry3pali"/>
     <w:qFormat/>
-    <w:rsid w:val="00B777E7"/>
+    <w:rsid w:val="005301B5"/>
     <w:pPr>
-      <w:pBdr>
-        <w:top w:val="single" w:sz="8" w:space="2" w:color="auto"/>
-        <w:left w:val="single" w:sz="8" w:space="4" w:color="auto"/>
-        <w:bottom w:val="single" w:sz="8" w:space="2" w:color="auto"/>
-        <w:right w:val="single" w:sz="8" w:space="4" w:color="auto"/>
-      </w:pBdr>
+      <w:shd w:val="clear" w:color="auto" w:fill="D9D9D9" w:themeFill="background1" w:themeFillShade="D9"/>
       <w:spacing w:before="160" w:after="80"/>
     </w:pPr>
     <w:rPr>
+      <w:i/>
+      <w:noProof/>
       <w:sz w:val="26"/>
+      <w:lang w:val="en-US"/>
     </w:rPr>
   </w:style>
   <w:style w:type="paragraph" w:customStyle="1" w:styleId="pnry4suttaintro">
@@ -24152,10 +24268,9 @@
     <w:name w:val="pnry_6_sila_ustudent"/>
     <w:basedOn w:val="pnry6silateacher"/>
     <w:qFormat/>
-    <w:rsid w:val="005F6A85"/>
+    <w:rsid w:val="00AA68D3"/>
     <w:rPr>
-      <w:b/>
-      <w:noProof/>
+      <w:iCs/>
     </w:rPr>
   </w:style>
   <w:style w:type="character" w:styleId="UnresolvedMention">

--- a/Retreat_Chanting_Book_Pali-En-Viet.docx
+++ b/Retreat_Chanting_Book_Pali-En-Viet.docx
@@ -519,22 +519,9 @@
           <w:b/>
           <w:bCs/>
           <w:noProof/>
-          <w:sz w:val="26"/>
-          <w:szCs w:val="26"/>
-          <w:lang w:val="en-US"/>
-        </w:rPr>
-      </w:pPr>
-    </w:p>
-    <w:p>
-      <w:pPr>
-        <w:jc w:val="both"/>
-        <w:rPr>
-          <w:b/>
-          <w:bCs/>
-          <w:noProof/>
           <w:sz w:val="30"/>
           <w:szCs w:val="30"/>
-          <w:lang w:val="en-US"/>
+          <w:lang w:val="vi-VN"/>
         </w:rPr>
       </w:pPr>
     </w:p>
@@ -546,31 +533,7 @@
           <w:noProof/>
           <w:sz w:val="26"/>
           <w:szCs w:val="26"/>
-          <w:lang w:val="en-US"/>
-        </w:rPr>
-      </w:pPr>
-    </w:p>
-    <w:p>
-      <w:pPr>
-        <w:rPr>
-          <w:b/>
-          <w:bCs/>
-          <w:noProof/>
-          <w:sz w:val="26"/>
-          <w:szCs w:val="26"/>
-          <w:lang w:val="en-US"/>
-        </w:rPr>
-      </w:pPr>
-    </w:p>
-    <w:p>
-      <w:pPr>
-        <w:rPr>
-          <w:b/>
-          <w:bCs/>
-          <w:noProof/>
-          <w:sz w:val="26"/>
-          <w:szCs w:val="26"/>
-          <w:lang w:val="en-US"/>
+          <w:lang w:val="vi-VN"/>
         </w:rPr>
       </w:pPr>
     </w:p>
@@ -595,7 +558,7 @@
           <w:noProof/>
           <w:sz w:val="36"/>
           <w:szCs w:val="36"/>
-          <w:lang w:val="en-US"/>
+          <w:lang w:val="vi-VN"/>
         </w:rPr>
       </w:pPr>
       <w:r>
@@ -653,6 +616,32 @@
         </w:rPr>
         <w:t>Vietnamese</w:t>
       </w:r>
+    </w:p>
+    <w:p>
+      <w:pPr>
+        <w:jc w:val="center"/>
+        <w:rPr>
+          <w:b/>
+          <w:bCs/>
+          <w:noProof/>
+          <w:sz w:val="36"/>
+          <w:szCs w:val="36"/>
+          <w:lang w:val="vi-VN"/>
+        </w:rPr>
+      </w:pPr>
+    </w:p>
+    <w:p>
+      <w:pPr>
+        <w:jc w:val="center"/>
+        <w:rPr>
+          <w:b/>
+          <w:bCs/>
+          <w:noProof/>
+          <w:sz w:val="36"/>
+          <w:szCs w:val="36"/>
+          <w:lang w:val="vi-VN"/>
+        </w:rPr>
+      </w:pPr>
     </w:p>
     <w:p>
       <w:pPr>
@@ -7724,7 +7713,7 @@
     </w:p>
     <w:p>
       <w:pPr>
-        <w:pStyle w:val="pnry3pali"/>
+        <w:pStyle w:val="pnry2palicenter"/>
         <w:rPr>
           <w:lang w:val="en-US"/>
         </w:rPr>
@@ -7738,7 +7727,7 @@
     </w:p>
     <w:p>
       <w:pPr>
-        <w:pStyle w:val="pnry3en"/>
+        <w:pStyle w:val="pnry2encenter"/>
         <w:rPr>
           <w:lang w:val="en-US"/>
         </w:rPr>
@@ -7752,15 +7741,9 @@
     </w:p>
     <w:p>
       <w:pPr>
-        <w:pStyle w:val="pnry3vi"/>
-        <w:rPr>
-          <w:lang w:val="en-US"/>
-        </w:rPr>
-      </w:pPr>
-      <w:r>
-        <w:rPr>
-          <w:lang w:val="en-US"/>
-        </w:rPr>
+        <w:pStyle w:val="pnry2vicenter"/>
+      </w:pPr>
+      <w:r>
         <w:t>Lành thay! Lành thay! Lành thay!</w:t>
       </w:r>
     </w:p>
@@ -8449,9 +8432,7 @@
     <w:p>
       <w:pPr>
         <w:pStyle w:val="pnry3vi"/>
-        <w:rPr>
-          <w:lang w:val="en-US"/>
-        </w:rPr>
+        <w:ind w:left="0"/>
       </w:pPr>
     </w:p>
     <w:p>
@@ -8660,9 +8641,6 @@
     <w:p>
       <w:pPr>
         <w:pStyle w:val="pnry3vi"/>
-        <w:rPr>
-          <w:lang w:val="en-US"/>
-        </w:rPr>
       </w:pPr>
       <w:r>
         <w:rPr>
@@ -8673,14 +8651,6 @@
     </w:p>
     <w:p>
       <w:pPr>
-        <w:pStyle w:val="pnry3vi"/>
-        <w:rPr>
-          <w:lang w:val="en-US"/>
-        </w:rPr>
-      </w:pPr>
-    </w:p>
-    <w:p>
-      <w:pPr>
         <w:pStyle w:val="pnry3pali"/>
         <w:rPr>
           <w:lang w:val="en-US"/>
@@ -8842,15 +8812,26 @@
     <w:p>
       <w:pPr>
         <w:pStyle w:val="pnry3vi"/>
-        <w:rPr>
-          <w:lang w:val="en-US"/>
-        </w:rPr>
       </w:pPr>
       <w:r>
         <w:rPr>
           <w:lang w:val="en-US"/>
         </w:rPr>
         <w:t>Được hoàn toàn bình phục.</w:t>
+      </w:r>
+    </w:p>
+    <w:p>
+      <w:pPr>
+        <w:pStyle w:val="pnry2palicenter"/>
+        <w:rPr>
+          <w:lang w:val="vi-VN"/>
+        </w:rPr>
+      </w:pPr>
+      <w:r>
+        <w:rPr>
+          <w:lang w:val="en-US"/>
+        </w:rPr>
+        <w:t>Sādhu! Sādhu! Sādhu!</w:t>
       </w:r>
     </w:p>
     <w:p>
@@ -10646,7 +10627,7 @@
     </w:p>
     <w:p>
       <w:pPr>
-        <w:pStyle w:val="pnry3pali"/>
+        <w:pStyle w:val="pnry2palicenter"/>
         <w:rPr>
           <w:lang w:val="en-US"/>
         </w:rPr>
@@ -10684,7 +10665,7 @@
     </w:p>
     <w:p>
       <w:pPr>
-        <w:pStyle w:val="pnry3en"/>
+        <w:pStyle w:val="pnry2encenter"/>
         <w:rPr>
           <w:lang w:val="en-US"/>
         </w:rPr>
@@ -10698,15 +10679,9 @@
     </w:p>
     <w:p>
       <w:pPr>
-        <w:pStyle w:val="pnry3vi"/>
-        <w:rPr>
-          <w:lang w:val="en-US"/>
-        </w:rPr>
-      </w:pPr>
-      <w:r>
-        <w:rPr>
-          <w:lang w:val="en-US"/>
-        </w:rPr>
+        <w:pStyle w:val="pnry2vicenter"/>
+      </w:pPr>
+      <w:r>
         <w:t>Dứt bài kinh Tâm Từ</w:t>
       </w:r>
     </w:p>
@@ -15131,7 +15106,6 @@
       <w:r>
         <w:rPr>
           <w:rFonts w:ascii="Apple Color Emoji" w:hAnsi="Apple Color Emoji" w:cs="Apple Color Emoji"/>
-          <w:i w:val="0"/>
           <w:iCs w:val="0"/>
         </w:rPr>
         <w:t>🙏</w:t>
@@ -15333,14 +15307,12 @@
       <w:r>
         <w:rPr>
           <w:rFonts w:ascii="Apple Color Emoji" w:hAnsi="Apple Color Emoji" w:cs="Apple Color Emoji"/>
-          <w:i w:val="0"/>
           <w:iCs/>
         </w:rPr>
         <w:t>☸️</w:t>
       </w:r>
       <w:r>
         <w:rPr>
-          <w:i w:val="0"/>
           <w:iCs/>
         </w:rPr>
         <w:t xml:space="preserve"> </w:t>
@@ -15398,14 +15370,12 @@
       <w:r>
         <w:rPr>
           <w:rFonts w:ascii="Apple Color Emoji" w:hAnsi="Apple Color Emoji" w:cs="Apple Color Emoji"/>
-          <w:i w:val="0"/>
           <w:iCs w:val="0"/>
         </w:rPr>
         <w:t>🙏</w:t>
       </w:r>
       <w:r>
         <w:rPr>
-          <w:i w:val="0"/>
           <w:iCs w:val="0"/>
         </w:rPr>
         <w:t xml:space="preserve"> </w:t>
@@ -15463,14 +15433,12 @@
       <w:r>
         <w:rPr>
           <w:rFonts w:ascii="Apple Color Emoji" w:hAnsi="Apple Color Emoji" w:cs="Apple Color Emoji"/>
-          <w:i w:val="0"/>
           <w:iCs/>
         </w:rPr>
         <w:t>☸️</w:t>
       </w:r>
       <w:r>
         <w:rPr>
-          <w:i w:val="0"/>
           <w:iCs/>
         </w:rPr>
         <w:t xml:space="preserve"> </w:t>
@@ -15492,14 +15460,12 @@
       <w:r>
         <w:rPr>
           <w:rFonts w:ascii="Apple Color Emoji" w:hAnsi="Apple Color Emoji" w:cs="Apple Color Emoji"/>
-          <w:i w:val="0"/>
           <w:iCs/>
         </w:rPr>
         <w:t>🙏</w:t>
       </w:r>
       <w:r>
         <w:rPr>
-          <w:i w:val="0"/>
           <w:iCs/>
         </w:rPr>
         <w:t xml:space="preserve"> </w:t>
@@ -15574,7 +15540,6 @@
       <w:r>
         <w:rPr>
           <w:rFonts w:ascii="Apple Color Emoji" w:hAnsi="Apple Color Emoji" w:cs="Apple Color Emoji"/>
-          <w:i w:val="0"/>
           <w:iCs/>
         </w:rPr>
         <w:lastRenderedPageBreak/>
@@ -15582,7 +15547,6 @@
       </w:r>
       <w:r>
         <w:rPr>
-          <w:i w:val="0"/>
           <w:iCs/>
         </w:rPr>
         <w:t xml:space="preserve"> </w:t>
@@ -15598,14 +15562,12 @@
       <w:r>
         <w:rPr>
           <w:rFonts w:ascii="Apple Color Emoji" w:hAnsi="Apple Color Emoji" w:cs="Apple Color Emoji"/>
-          <w:i w:val="0"/>
           <w:iCs/>
         </w:rPr>
         <w:t>🙏</w:t>
       </w:r>
       <w:r>
         <w:rPr>
-          <w:i w:val="0"/>
           <w:iCs/>
         </w:rPr>
         <w:t xml:space="preserve"> </w:t>
@@ -16000,14 +15962,12 @@
       <w:r>
         <w:rPr>
           <w:rFonts w:ascii="Apple Color Emoji" w:hAnsi="Apple Color Emoji" w:cs="Apple Color Emoji"/>
-          <w:i w:val="0"/>
           <w:iCs/>
         </w:rPr>
         <w:t>☸️</w:t>
       </w:r>
       <w:r>
         <w:rPr>
-          <w:i w:val="0"/>
           <w:iCs/>
         </w:rPr>
         <w:t xml:space="preserve"> </w:t>
@@ -16065,14 +16025,12 @@
       <w:r>
         <w:rPr>
           <w:rFonts w:ascii="Apple Color Emoji" w:hAnsi="Apple Color Emoji" w:cs="Apple Color Emoji"/>
-          <w:i w:val="0"/>
           <w:iCs w:val="0"/>
         </w:rPr>
         <w:t>🙏</w:t>
       </w:r>
       <w:r>
         <w:rPr>
-          <w:i w:val="0"/>
           <w:iCs w:val="0"/>
         </w:rPr>
         <w:t xml:space="preserve"> </w:t>
@@ -16130,14 +16088,12 @@
       <w:r>
         <w:rPr>
           <w:rFonts w:ascii="Apple Color Emoji" w:hAnsi="Apple Color Emoji" w:cs="Apple Color Emoji"/>
-          <w:i w:val="0"/>
           <w:iCs w:val="0"/>
         </w:rPr>
         <w:t>🙏</w:t>
       </w:r>
       <w:r>
         <w:rPr>
-          <w:i w:val="0"/>
           <w:iCs w:val="0"/>
         </w:rPr>
         <w:t xml:space="preserve"> </w:t>
@@ -16621,14 +16577,12 @@
       <w:r>
         <w:rPr>
           <w:rFonts w:ascii="Apple Color Emoji" w:hAnsi="Apple Color Emoji" w:cs="Apple Color Emoji"/>
-          <w:i w:val="0"/>
           <w:iCs/>
         </w:rPr>
         <w:t>☸️</w:t>
       </w:r>
       <w:r>
         <w:rPr>
-          <w:i w:val="0"/>
           <w:iCs/>
         </w:rPr>
         <w:t xml:space="preserve"> </w:t>
@@ -16644,14 +16598,12 @@
       <w:r>
         <w:rPr>
           <w:rFonts w:ascii="Apple Color Emoji" w:hAnsi="Apple Color Emoji" w:cs="Apple Color Emoji"/>
-          <w:i w:val="0"/>
           <w:iCs/>
         </w:rPr>
         <w:t>🙏</w:t>
       </w:r>
       <w:r>
         <w:rPr>
-          <w:i w:val="0"/>
           <w:iCs/>
         </w:rPr>
         <w:t xml:space="preserve"> </w:t>
@@ -16763,7 +16715,6 @@
       <w:r>
         <w:rPr>
           <w:rFonts w:ascii="Apple Color Emoji" w:hAnsi="Apple Color Emoji" w:cs="Apple Color Emoji"/>
-          <w:i w:val="0"/>
           <w:iCs/>
         </w:rPr>
         <w:t>☸️</w:t>
@@ -16871,14 +16822,12 @@
       <w:r>
         <w:rPr>
           <w:rFonts w:ascii="Apple Color Emoji" w:hAnsi="Apple Color Emoji" w:cs="Apple Color Emoji"/>
-          <w:i w:val="0"/>
           <w:iCs w:val="0"/>
         </w:rPr>
         <w:t>🙏</w:t>
       </w:r>
       <w:r>
         <w:rPr>
-          <w:i w:val="0"/>
           <w:iCs w:val="0"/>
         </w:rPr>
         <w:t xml:space="preserve"> </w:t>
@@ -24196,13 +24145,12 @@
     <w:basedOn w:val="Normal"/>
     <w:next w:val="pnry3pali"/>
     <w:qFormat/>
-    <w:rsid w:val="005301B5"/>
+    <w:rsid w:val="00A763A0"/>
     <w:pPr>
       <w:shd w:val="clear" w:color="auto" w:fill="D9D9D9" w:themeFill="background1" w:themeFillShade="D9"/>
       <w:spacing w:before="160" w:after="80"/>
     </w:pPr>
     <w:rPr>
-      <w:i/>
       <w:noProof/>
       <w:sz w:val="26"/>
       <w:lang w:val="en-US"/>

--- a/Retreat_Chanting_Book_Pali-En-Viet.docx
+++ b/Retreat_Chanting_Book_Pali-En-Viet.docx
@@ -854,7 +854,7 @@
             </w:rPr>
             <w:fldChar w:fldCharType="separate"/>
           </w:r>
-          <w:hyperlink w:anchor="_Toc236724416" w:history="1">
+          <w:hyperlink w:anchor="_Toc236727904" w:history="1">
             <w:r>
               <w:rPr>
                 <w:rStyle w:val="Hyperlink"/>
@@ -882,7 +882,7 @@
                 <w:noProof/>
                 <w:webHidden/>
               </w:rPr>
-              <w:instrText xml:space="preserve"> PAGEREF _Toc236724416 \h </w:instrText>
+              <w:instrText xml:space="preserve"> PAGEREF _Toc236727904 \h </w:instrText>
             </w:r>
             <w:r>
               <w:rPr>
@@ -930,7 +930,7 @@
               <w14:ligatures w14:val="standardContextual"/>
             </w:rPr>
           </w:pPr>
-          <w:hyperlink w:anchor="_Toc236724417" w:history="1">
+          <w:hyperlink w:anchor="_Toc236727905" w:history="1">
             <w:r>
               <w:rPr>
                 <w:rStyle w:val="Hyperlink"/>
@@ -975,7 +975,7 @@
                 <w:noProof/>
                 <w:webHidden/>
               </w:rPr>
-              <w:instrText xml:space="preserve"> PAGEREF _Toc236724417 \h </w:instrText>
+              <w:instrText xml:space="preserve"> PAGEREF _Toc236727905 \h </w:instrText>
             </w:r>
             <w:r>
               <w:rPr>
@@ -1023,7 +1023,7 @@
               <w14:ligatures w14:val="standardContextual"/>
             </w:rPr>
           </w:pPr>
-          <w:hyperlink w:anchor="_Toc236724418" w:history="1">
+          <w:hyperlink w:anchor="_Toc236727906" w:history="1">
             <w:r>
               <w:rPr>
                 <w:rStyle w:val="Hyperlink"/>
@@ -1051,7 +1051,7 @@
                 <w:noProof/>
                 <w:webHidden/>
               </w:rPr>
-              <w:instrText xml:space="preserve"> PAGEREF _Toc236724418 \h </w:instrText>
+              <w:instrText xml:space="preserve"> PAGEREF _Toc236727906 \h </w:instrText>
             </w:r>
             <w:r>
               <w:rPr>
@@ -1099,7 +1099,7 @@
               <w14:ligatures w14:val="standardContextual"/>
             </w:rPr>
           </w:pPr>
-          <w:hyperlink w:anchor="_Toc236724419" w:history="1">
+          <w:hyperlink w:anchor="_Toc236727907" w:history="1">
             <w:r>
               <w:rPr>
                 <w:rStyle w:val="Hyperlink"/>
@@ -1127,7 +1127,7 @@
                 <w:noProof/>
                 <w:webHidden/>
               </w:rPr>
-              <w:instrText xml:space="preserve"> PAGEREF _Toc236724419 \h </w:instrText>
+              <w:instrText xml:space="preserve"> PAGEREF _Toc236727907 \h </w:instrText>
             </w:r>
             <w:r>
               <w:rPr>
@@ -1175,7 +1175,7 @@
               <w14:ligatures w14:val="standardContextual"/>
             </w:rPr>
           </w:pPr>
-          <w:hyperlink w:anchor="_Toc236724420" w:history="1">
+          <w:hyperlink w:anchor="_Toc236727908" w:history="1">
             <w:r>
               <w:rPr>
                 <w:rStyle w:val="Hyperlink"/>
@@ -1203,7 +1203,7 @@
                 <w:noProof/>
                 <w:webHidden/>
               </w:rPr>
-              <w:instrText xml:space="preserve"> PAGEREF _Toc236724420 \h </w:instrText>
+              <w:instrText xml:space="preserve"> PAGEREF _Toc236727908 \h </w:instrText>
             </w:r>
             <w:r>
               <w:rPr>
@@ -1251,7 +1251,7 @@
               <w14:ligatures w14:val="standardContextual"/>
             </w:rPr>
           </w:pPr>
-          <w:hyperlink w:anchor="_Toc236724421" w:history="1">
+          <w:hyperlink w:anchor="_Toc236727909" w:history="1">
             <w:r>
               <w:rPr>
                 <w:rStyle w:val="Hyperlink"/>
@@ -1279,7 +1279,7 @@
                 <w:noProof/>
                 <w:webHidden/>
               </w:rPr>
-              <w:instrText xml:space="preserve"> PAGEREF _Toc236724421 \h </w:instrText>
+              <w:instrText xml:space="preserve"> PAGEREF _Toc236727909 \h </w:instrText>
             </w:r>
             <w:r>
               <w:rPr>
@@ -1327,7 +1327,7 @@
               <w14:ligatures w14:val="standardContextual"/>
             </w:rPr>
           </w:pPr>
-          <w:hyperlink w:anchor="_Toc236724422" w:history="1">
+          <w:hyperlink w:anchor="_Toc236727910" w:history="1">
             <w:r>
               <w:rPr>
                 <w:rStyle w:val="Hyperlink"/>
@@ -1364,7 +1364,7 @@
                 <w:noProof/>
                 <w:webHidden/>
               </w:rPr>
-              <w:instrText xml:space="preserve"> PAGEREF _Toc236724422 \h </w:instrText>
+              <w:instrText xml:space="preserve"> PAGEREF _Toc236727910 \h </w:instrText>
             </w:r>
             <w:r>
               <w:rPr>
@@ -1412,7 +1412,7 @@
               <w14:ligatures w14:val="standardContextual"/>
             </w:rPr>
           </w:pPr>
-          <w:hyperlink w:anchor="_Toc236724423" w:history="1">
+          <w:hyperlink w:anchor="_Toc236727911" w:history="1">
             <w:r>
               <w:rPr>
                 <w:rStyle w:val="Hyperlink"/>
@@ -1457,7 +1457,7 @@
                 <w:noProof/>
                 <w:webHidden/>
               </w:rPr>
-              <w:instrText xml:space="preserve"> PAGEREF _Toc236724423 \h </w:instrText>
+              <w:instrText xml:space="preserve"> PAGEREF _Toc236727911 \h </w:instrText>
             </w:r>
             <w:r>
               <w:rPr>
@@ -1505,7 +1505,7 @@
               <w14:ligatures w14:val="standardContextual"/>
             </w:rPr>
           </w:pPr>
-          <w:hyperlink w:anchor="_Toc236724424" w:history="1">
+          <w:hyperlink w:anchor="_Toc236727912" w:history="1">
             <w:r>
               <w:rPr>
                 <w:rStyle w:val="Hyperlink"/>
@@ -1559,7 +1559,7 @@
                 <w:noProof/>
                 <w:webHidden/>
               </w:rPr>
-              <w:instrText xml:space="preserve"> PAGEREF _Toc236724424 \h </w:instrText>
+              <w:instrText xml:space="preserve"> PAGEREF _Toc236727912 \h </w:instrText>
             </w:r>
             <w:r>
               <w:rPr>
@@ -1607,7 +1607,7 @@
               <w14:ligatures w14:val="standardContextual"/>
             </w:rPr>
           </w:pPr>
-          <w:hyperlink w:anchor="_Toc236724425" w:history="1">
+          <w:hyperlink w:anchor="_Toc236727913" w:history="1">
             <w:r>
               <w:rPr>
                 <w:rStyle w:val="Hyperlink"/>
@@ -1635,7 +1635,7 @@
                 <w:noProof/>
                 <w:webHidden/>
               </w:rPr>
-              <w:instrText xml:space="preserve"> PAGEREF _Toc236724425 \h </w:instrText>
+              <w:instrText xml:space="preserve"> PAGEREF _Toc236727913 \h </w:instrText>
             </w:r>
             <w:r>
               <w:rPr>
@@ -1683,7 +1683,7 @@
               <w14:ligatures w14:val="standardContextual"/>
             </w:rPr>
           </w:pPr>
-          <w:hyperlink w:anchor="_Toc236724426" w:history="1">
+          <w:hyperlink w:anchor="_Toc236727914" w:history="1">
             <w:r>
               <w:rPr>
                 <w:rStyle w:val="Hyperlink"/>
@@ -1711,7 +1711,7 @@
                 <w:noProof/>
                 <w:webHidden/>
               </w:rPr>
-              <w:instrText xml:space="preserve"> PAGEREF _Toc236724426 \h </w:instrText>
+              <w:instrText xml:space="preserve"> PAGEREF _Toc236727914 \h </w:instrText>
             </w:r>
             <w:r>
               <w:rPr>
@@ -1759,7 +1759,7 @@
               <w14:ligatures w14:val="standardContextual"/>
             </w:rPr>
           </w:pPr>
-          <w:hyperlink w:anchor="_Toc236724427" w:history="1">
+          <w:hyperlink w:anchor="_Toc236727915" w:history="1">
             <w:r>
               <w:rPr>
                 <w:rStyle w:val="Hyperlink"/>
@@ -1787,7 +1787,7 @@
                 <w:noProof/>
                 <w:webHidden/>
               </w:rPr>
-              <w:instrText xml:space="preserve"> PAGEREF _Toc236724427 \h </w:instrText>
+              <w:instrText xml:space="preserve"> PAGEREF _Toc236727915 \h </w:instrText>
             </w:r>
             <w:r>
               <w:rPr>
@@ -1835,7 +1835,7 @@
               <w14:ligatures w14:val="standardContextual"/>
             </w:rPr>
           </w:pPr>
-          <w:hyperlink w:anchor="_Toc236724428" w:history="1">
+          <w:hyperlink w:anchor="_Toc236727916" w:history="1">
             <w:r>
               <w:rPr>
                 <w:rStyle w:val="Hyperlink"/>
@@ -1862,7 +1862,7 @@
                 <w:noProof/>
                 <w:webHidden/>
               </w:rPr>
-              <w:instrText xml:space="preserve"> PAGEREF _Toc236724428 \h </w:instrText>
+              <w:instrText xml:space="preserve"> PAGEREF _Toc236727916 \h </w:instrText>
             </w:r>
             <w:r>
               <w:rPr>
@@ -1910,13 +1910,27 @@
               <w14:ligatures w14:val="standardContextual"/>
             </w:rPr>
           </w:pPr>
-          <w:hyperlink w:anchor="_Toc236724429" w:history="1">
+          <w:hyperlink w:anchor="_Toc236727917" w:history="1">
             <w:r>
               <w:rPr>
                 <w:rStyle w:val="Hyperlink"/>
                 <w:noProof/>
               </w:rPr>
-              <w:t>Ask For Forgiveness &amp; Rejoice in Merit / Xám hối &amp; Tuỳ Hỷ Phước</w:t>
+              <w:t>Ask For Forgiveness &amp; Rej</w:t>
+            </w:r>
+            <w:r>
+              <w:rPr>
+                <w:rStyle w:val="Hyperlink"/>
+                <w:noProof/>
+              </w:rPr>
+              <w:t>o</w:t>
+            </w:r>
+            <w:r>
+              <w:rPr>
+                <w:rStyle w:val="Hyperlink"/>
+                <w:noProof/>
+              </w:rPr>
+              <w:t>ice in Merit / Xám hối &amp; Tuỳ Hỷ Phước</w:t>
             </w:r>
             <w:r>
               <w:rPr>
@@ -1937,7 +1951,7 @@
                 <w:noProof/>
                 <w:webHidden/>
               </w:rPr>
-              <w:instrText xml:space="preserve"> PAGEREF _Toc236724429 \h </w:instrText>
+              <w:instrText xml:space="preserve"> PAGEREF _Toc236727917 \h </w:instrText>
             </w:r>
             <w:r>
               <w:rPr>
@@ -2494,7 +2508,7 @@
           <w:lang w:val="en-US"/>
         </w:rPr>
       </w:pPr>
-      <w:bookmarkStart w:id="0" w:name="_Toc236724416"/>
+      <w:bookmarkStart w:id="0" w:name="_Toc236727904"/>
       <w:r>
         <w:rPr>
           <w:lang w:val="en-US"/>
@@ -2511,7 +2525,7 @@
           <w:lang w:val="en-US"/>
         </w:rPr>
       </w:pPr>
-      <w:bookmarkStart w:id="1" w:name="_Toc236724417"/>
+      <w:bookmarkStart w:id="1" w:name="_Toc236727905"/>
       <w:r>
         <w:rPr>
           <w:lang w:val="en-US"/>
@@ -6757,7 +6771,7 @@
           <w:lang w:val="en-US"/>
         </w:rPr>
       </w:pPr>
-      <w:bookmarkStart w:id="3" w:name="_Toc236724418"/>
+      <w:bookmarkStart w:id="3" w:name="_Toc236727906"/>
       <w:r>
         <w:rPr>
           <w:lang w:val="en-US"/>
@@ -7798,7 +7812,7 @@
           <w:lang w:val="en-US"/>
         </w:rPr>
       </w:pPr>
-      <w:bookmarkStart w:id="5" w:name="_Toc236724419"/>
+      <w:bookmarkStart w:id="5" w:name="_Toc236727907"/>
       <w:r>
         <w:rPr>
           <w:lang w:val="en-US"/>
@@ -8868,7 +8882,7 @@
           <w:lang w:val="en-US"/>
         </w:rPr>
       </w:pPr>
-      <w:bookmarkStart w:id="7" w:name="_Toc236724420"/>
+      <w:bookmarkStart w:id="7" w:name="_Toc236727908"/>
       <w:r>
         <w:rPr>
           <w:lang w:val="en-US"/>
@@ -8897,7 +8911,7 @@
           <w:lang w:val="en-US"/>
         </w:rPr>
       </w:pPr>
-      <w:bookmarkStart w:id="8" w:name="_Toc236724421"/>
+      <w:bookmarkStart w:id="8" w:name="_Toc236727909"/>
       <w:r>
         <w:rPr>
           <w:lang w:val="en-US"/>
@@ -9178,7 +9192,7 @@
           <w:lang w:val="en-US"/>
         </w:rPr>
       </w:pPr>
-      <w:bookmarkStart w:id="10" w:name="_Toc236724422"/>
+      <w:bookmarkStart w:id="10" w:name="_Toc236727910"/>
       <w:r>
         <w:rPr>
           <w:lang w:val="en-US"/>
@@ -10726,7 +10740,7 @@
           <w:lang w:val="en-US"/>
         </w:rPr>
       </w:pPr>
-      <w:bookmarkStart w:id="12" w:name="_Toc236724423"/>
+      <w:bookmarkStart w:id="12" w:name="_Toc236727911"/>
       <w:r>
         <w:rPr>
           <w:lang w:val="en-US"/>
@@ -11736,7 +11750,7 @@
           <w:lang w:val="en-US"/>
         </w:rPr>
       </w:pPr>
-      <w:bookmarkStart w:id="14" w:name="_Toc236724424"/>
+      <w:bookmarkStart w:id="14" w:name="_Toc236727912"/>
       <w:r>
         <w:rPr>
           <w:lang w:val="en-US"/>
@@ -12553,7 +12567,7 @@
           <w:lang w:val="en-US"/>
         </w:rPr>
       </w:pPr>
-      <w:bookmarkStart w:id="16" w:name="_Toc236724425"/>
+      <w:bookmarkStart w:id="16" w:name="_Toc236727913"/>
       <w:r>
         <w:rPr>
           <w:lang w:val="en-US"/>
@@ -14989,7 +15003,7 @@
           <w:lang w:val="en-US"/>
         </w:rPr>
       </w:pPr>
-      <w:bookmarkStart w:id="18" w:name="_Toc236724426"/>
+      <w:bookmarkStart w:id="18" w:name="_Toc236727914"/>
       <w:r>
         <w:rPr>
           <w:lang w:val="en-US"/>
@@ -15054,7 +15068,7 @@
           <w:lang w:val="en-US"/>
         </w:rPr>
       </w:pPr>
-      <w:bookmarkStart w:id="19" w:name="_Toc236724427"/>
+      <w:bookmarkStart w:id="19" w:name="_Toc236727915"/>
       <w:r>
         <w:rPr>
           <w:lang w:val="en-US"/>
@@ -16978,7 +16992,7 @@
           <w:lang w:val="vi-VN"/>
         </w:rPr>
       </w:pPr>
-      <w:bookmarkStart w:id="22" w:name="_Toc236724428"/>
+      <w:bookmarkStart w:id="22" w:name="_Toc236727916"/>
       <w:r>
         <w:lastRenderedPageBreak/>
         <w:t>Appendix / Phụ Lục</w:t>
@@ -16989,7 +17003,7 @@
       <w:pPr>
         <w:pStyle w:val="Heading2"/>
       </w:pPr>
-      <w:bookmarkStart w:id="23" w:name="_Toc236724429"/>
+      <w:bookmarkStart w:id="23" w:name="_Toc236727917"/>
       <w:r>
         <w:t>Ask For Forgiveness &amp; Rejoice in Merit</w:t>
       </w:r>
